--- a/tests/corpus_v2/docs/services_0012.docx
+++ b/tests/corpus_v2/docs/services_0012.docx
@@ -21,7 +21,13 @@
         <w:rPr>
           <w:b/>
         </w:rPr>
-        <w:t xml:space="preserve">№ 8/2024-К</w:t>
+        <w:t xml:space="preserve">№ </w:t>
+      </w:r>
+      <w:r>
+        <w:rPr>
+          <w:b/>
+        </w:rPr>
+        <w:t xml:space="preserve">4/2024-К</w:t>
       </w:r>
     </w:p>
     <w:p/>
@@ -33,7 +39,7 @@
         <w:t xml:space="preserve">     </w:t>
       </w:r>
       <w:r>
-        <w:t xml:space="preserve">«16» мая 2023 г.</w:t>
+        <w:t xml:space="preserve">16.05.2023 г.</w:t>
       </w:r>
     </w:p>
     <w:p/>
@@ -72,10 +78,10 @@
         <w:t xml:space="preserve">, именуемый в дальнейшем «Заказчик», действующий на основании свидетельства о государственной регистрации</w:t>
       </w:r>
       <w:r>
-        <w:t xml:space="preserve">, с другой стороны, совместно именуемые «Стороны», заключили настоящий </w:t>
-      </w:r>
-      <w:r>
-        <w:t xml:space="preserve">Договор № 72/2024-Д</w:t>
+        <w:t xml:space="preserve">, с другой стороны, совместно именуемые «Стороны», заключили настоящий Договор № </w:t>
+      </w:r>
+      <w:r>
+        <w:t xml:space="preserve">81/23</w:t>
       </w:r>
       <w:r>
         <w:t xml:space="preserve"> (далее — Договор) о нижеследующем:</w:t>
@@ -114,7 +120,7 @@
         <w:t xml:space="preserve">Услуги считаются оказанными после подписания Сторонами акта сдачи-приёмки. Срок оплаты — </w:t>
       </w:r>
       <w:r>
-        <w:t xml:space="preserve">30 дней с момента заключения контракта</w:t>
+        <w:t xml:space="preserve">не позднее 23.10.2025</w:t>
       </w:r>
       <w:r>
         <w:t xml:space="preserve">.</w:t>
@@ -142,7 +148,7 @@
         <w:t xml:space="preserve">2.1. Общая цена Договора: </w:t>
       </w:r>
       <w:r>
-        <w:t xml:space="preserve">100 000 RUB</w:t>
+        <w:t xml:space="preserve">цена Контракта составляет ______ рублей ______ копеек</w:t>
       </w:r>
       <w:r>
         <w:t xml:space="preserve">.</w:t>
@@ -153,7 +159,7 @@
         <w:t xml:space="preserve">2.2. Налог: </w:t>
       </w:r>
       <w:r>
-        <w:t xml:space="preserve">9% годовых</w:t>
+        <w:t xml:space="preserve">1/150 ключевой ставки ЦБ РФ за каждый день просрочки</w:t>
       </w:r>
       <w:r>
         <w:t xml:space="preserve">.</w:t>
@@ -164,7 +170,7 @@
         <w:t xml:space="preserve">2.3. Срок оплаты — </w:t>
       </w:r>
       <w:r>
-        <w:t xml:space="preserve">10 рабочих дней с момента поступления денежных средств на расчетный счет</w:t>
+        <w:t xml:space="preserve">в течение 20 рабочих дней с момента заключения контракта</w:t>
       </w:r>
       <w:r>
         <w:t xml:space="preserve">.</w:t>
@@ -184,7 +190,7 @@
         <w:t xml:space="preserve">, артикул </w:t>
       </w:r>
       <w:r>
-        <w:t xml:space="preserve">RM-9337-84</w:t>
+        <w:t xml:space="preserve">RM-7644-93</w:t>
       </w:r>
       <w:r>
         <w:t xml:space="preserve">, код </w:t>
@@ -244,7 +250,13 @@
         <w:t xml:space="preserve">. Цена — </w:t>
       </w:r>
       <w:r>
-        <w:t xml:space="preserve">100 000 руб.</w:t>
+        <w:t xml:space="preserve">не менее 67 000 (Шестидесяти семи тысяч) рублей</w:t>
+      </w:r>
+      <w:r>
+        <w:t xml:space="preserve">, в т.ч. НДС </w:t>
+      </w:r>
+      <w:r>
+        <w:t xml:space="preserve">18%</w:t>
       </w:r>
       <w:r>
         <w:t xml:space="preserve">.</w:t>
@@ -264,7 +276,7 @@
         <w:t xml:space="preserve">3.1. Место исполнения обязательств: </w:t>
       </w:r>
       <w:r>
-        <w:t xml:space="preserve">Санкт-Петербург, Строителей 19</w:t>
+        <w:t xml:space="preserve">Тверь, Баумана 53</w:t>
       </w:r>
       <w:r>
         <w:t xml:space="preserve">.</w:t>
@@ -281,7 +293,7 @@
         <w:t xml:space="preserve"> по телефону </w:t>
       </w:r>
       <w:r>
-        <w:t xml:space="preserve">+7 (846) 272-32-34</w:t>
+        <w:t xml:space="preserve">+7 (495) 250-31-32</w:t>
       </w:r>
       <w:r>
         <w:t xml:space="preserve">.</w:t>
@@ -292,7 +304,7 @@
         <w:t xml:space="preserve">3.3. Срок исполнения обязательств — </w:t>
       </w:r>
       <w:r>
-        <w:t xml:space="preserve">7 рабочих дней</w:t>
+        <w:t xml:space="preserve">в течение 10 (Десяти) дней с момента выставления счета</w:t>
       </w:r>
       <w:r>
         <w:t xml:space="preserve">.</w:t>
@@ -323,13 +335,19 @@
         <w:t xml:space="preserve">Размер неустойки за нарушение сроков оплаты: </w:t>
       </w:r>
       <w:r>
-        <w:t xml:space="preserve">не более 10% от цены договора</w:t>
+        <w:t xml:space="preserve">1/130 ключевой ставки ЦБ РФ годовых</w:t>
+      </w:r>
+      <w:r>
+        <w:t xml:space="preserve">, но не более </w:t>
+      </w:r>
+      <w:r>
+        <w:t xml:space="preserve">20% от цены Договора</w:t>
       </w:r>
       <w:r>
         <w:t xml:space="preserve">. Предельный размер ответственности: </w:t>
       </w:r>
       <w:r>
-        <w:t xml:space="preserve">1/150 ключевой ставки ЦБ РФ</w:t>
+        <w:t xml:space="preserve">1/300 ключевой ставки ЦБ РФ от общей суммы счета</w:t>
       </w:r>
       <w:r>
         <w:t xml:space="preserve">.</w:t>
@@ -351,7 +369,7 @@
         <w:t xml:space="preserve">Сторона, для которой создалась невозможность исполнения, обязана уведомить другую Сторону. Срок уведомления — </w:t>
       </w:r>
       <w:r>
-        <w:t xml:space="preserve">не позднее 14.11.2026</w:t>
+        <w:t xml:space="preserve">не позднее 12.04.2026</w:t>
       </w:r>
       <w:r>
         <w:t xml:space="preserve">.</w:t>
@@ -365,13 +383,79 @@
         <w:t xml:space="preserve">Все споры и разногласия решаются путём переговоров. Претензионный порядок обязателен, срок ответа на претензию — </w:t>
       </w:r>
       <w:r>
-        <w:t xml:space="preserve">не более 60 месяцев с момента заключения кредитного договора</w:t>
-      </w:r>
-      <w:r>
-        <w:t xml:space="preserve">.</w:t>
-      </w:r>
-    </w:p>
-    <w:p/>
+        <w:t xml:space="preserve">в течение 30 календарных дней с момента поступления денежных средств на расчетный счет</w:t>
+      </w:r>
+      <w:r>
+        <w:t xml:space="preserve">.</w:t>
+      </w:r>
+    </w:p>
+    <w:p/>
+    <w:p/>
+    <w:p/>
+    <w:p>
+      <w:r>
+        <w:rPr>
+          <w:b/>
+        </w:rPr>
+        <w:t xml:space="preserve">9. КОНТРОЛЬНЫЕ ВЕЛИЧИНЫ</w:t>
+      </w:r>
+    </w:p>
+    <w:p>
+      <w:r>
+        <w:t xml:space="preserve">9.1. Контрольная запись: </w:t>
+      </w:r>
+      <w:r>
+        <w:t xml:space="preserve">84Ф-58948/22-171Д</w:t>
+      </w:r>
+      <w:r>
+        <w:t xml:space="preserve">.</w:t>
+      </w:r>
+    </w:p>
+    <w:p>
+      <w:r>
+        <w:t xml:space="preserve">9.2. Контрольная запись: </w:t>
+      </w:r>
+      <w:r>
+        <w:rPr>
+          <w:b/>
+        </w:rPr>
+        <w:t xml:space="preserve">3 9</w:t>
+      </w:r>
+      <w:r>
+        <w:t xml:space="preserve">50 000,7 (Три миллиона девятьсот пятьдесят тысяч) руб.</w:t>
+      </w:r>
+      <w:r>
+        <w:t xml:space="preserve">.</w:t>
+      </w:r>
+    </w:p>
+    <w:p>
+      <w:r>
+        <w:t xml:space="preserve">9.3. Контрольная запись: </w:t>
+      </w:r>
+      <w:r>
+        <w:rPr>
+          <w:b/>
+        </w:rPr>
+        <w:t xml:space="preserve">1/1</w:t>
+      </w:r>
+      <w:r>
+        <w:t xml:space="preserve">50 ключевой ставки ЦБ РФ годовых</w:t>
+      </w:r>
+      <w:r>
+        <w:t xml:space="preserve">.</w:t>
+      </w:r>
+    </w:p>
+    <w:p>
+      <w:r>
+        <w:t xml:space="preserve">9.4. Контрольная запись: </w:t>
+      </w:r>
+      <w:r>
+        <w:t xml:space="preserve">в течение 1 4  (Четырнадцати) банковских дней с даты подписания Сторонами акта сдачи-приемки оказанных услуг</w:t>
+      </w:r>
+      <w:r>
+        <w:t xml:space="preserve">.</w:t>
+      </w:r>
+    </w:p>
     <w:p/>
     <w:p>
       <w:r>
@@ -429,7 +513,7 @@
               <w:t xml:space="preserve">Адрес регистрации: </w:t>
             </w:r>
             <w:r>
-              <w:t xml:space="preserve">Екатеринбург, Космонавтов 62</w:t>
+              <w:t xml:space="preserve">Нижний Новгород, Строителей 72</w:t>
             </w:r>
           </w:p>
           <w:p>
@@ -468,7 +552,7 @@
               <w:t xml:space="preserve">Тел.: </w:t>
             </w:r>
             <w:r>
-              <w:t xml:space="preserve">+7 (499) 956-46-39</w:t>
+              <w:t xml:space="preserve">+7 (499) 120-62-76</w:t>
             </w:r>
           </w:p>
           <w:p>
@@ -476,7 +560,7 @@
               <w:t xml:space="preserve">E-mail: </w:t>
             </w:r>
             <w:r>
-              <w:t xml:space="preserve">smirnov@bk.ru</w:t>
+              <w:t xml:space="preserve">smirnov@gmail.com</w:t>
             </w:r>
           </w:p>
           <w:p/>
@@ -503,7 +587,7 @@
           </w:p>
           <w:p>
             <w:r>
-              <w:t xml:space="preserve">Химки, Промышленная 69</w:t>
+              <w:t xml:space="preserve">Москва, Полевая 20</w:t>
             </w:r>
           </w:p>
           <w:p>
@@ -519,7 +603,7 @@
               <w:t xml:space="preserve">Адрес регистрации: </w:t>
             </w:r>
             <w:r>
-              <w:t xml:space="preserve">Новосибирск Тверская 3/4 кв 67</w:t>
+              <w:t xml:space="preserve">Новосибирск Советская 39/4 кв 69</w:t>
             </w:r>
           </w:p>
           <w:p>
@@ -558,7 +642,7 @@
               <w:t xml:space="preserve">Тел.: </w:t>
             </w:r>
             <w:r>
-              <w:t xml:space="preserve">+7 (499) 609-57-15</w:t>
+              <w:t xml:space="preserve">+7 (843) 870-57-55</w:t>
             </w:r>
           </w:p>
           <w:p>
@@ -566,7 +650,7 @@
               <w:t xml:space="preserve">E-mail: </w:t>
             </w:r>
             <w:r>
-              <w:t xml:space="preserve">semenov@corp-tehno.ru</w:t>
+              <w:t xml:space="preserve">semenov@yandex.ru</w:t>
             </w:r>
           </w:p>
           <w:p/>

--- a/tests/corpus_v2/docs/services_0012.docx
+++ b/tests/corpus_v2/docs/services_0012.docx
@@ -405,7 +405,13 @@
         <w:t xml:space="preserve">9.1. Контрольная запись: </w:t>
       </w:r>
       <w:r>
-        <w:t xml:space="preserve">84Ф-58948/22-171Д</w:t>
+        <w:rPr>
+          <w:b/>
+        </w:rPr>
+        <w:t xml:space="preserve">84Ф-58</w:t>
+      </w:r>
+      <w:r>
+        <w:t xml:space="preserve">948/22-171Д</w:t>
       </w:r>
       <w:r>
         <w:t xml:space="preserve">.</w:t>

--- a/tests/corpus_v2/docs/services_0012.docx
+++ b/tests/corpus_v2/docs/services_0012.docx
@@ -27,19 +27,19 @@
         <w:rPr>
           <w:b/>
         </w:rPr>
-        <w:t xml:space="preserve">4/2024-К</w:t>
-      </w:r>
-    </w:p>
-    <w:p/>
-    <w:p>
-      <w:r>
-        <w:t xml:space="preserve">г. Москва</w:t>
+        <w:t xml:space="preserve">14078/481-сс</w:t>
+      </w:r>
+    </w:p>
+    <w:p/>
+    <w:p>
+      <w:r>
+        <w:t xml:space="preserve">г. Екатеринбург</w:t>
       </w:r>
       <w:r>
         <w:t xml:space="preserve">     </w:t>
       </w:r>
       <w:r>
-        <w:t xml:space="preserve">16.05.2023 г.</w:t>
+        <w:t xml:space="preserve">02.08.2024 г.</w:t>
       </w:r>
     </w:p>
     <w:p/>
@@ -48,7 +48,7 @@
         <w:t xml:space="preserve">Индивидуальный предприниматель </w:t>
       </w:r>
       <w:r>
-        <w:t xml:space="preserve">Смирнов Ю. П.</w:t>
+        <w:t xml:space="preserve">Смирнов Юрий Петрович</w:t>
       </w:r>
       <w:r>
         <w:t xml:space="preserve">, ИНН </w:t>
@@ -63,7 +63,7 @@
         <w:t xml:space="preserve">, с одной стороны, и </w:t>
       </w:r>
       <w:r>
-        <w:t xml:space="preserve">ИП </w:t>
+        <w:t xml:space="preserve">Индивидуальный предприниматель </w:t>
       </w:r>
       <w:r>
         <w:t xml:space="preserve">Семёнов М. О.</w:t>
@@ -81,7 +81,7 @@
         <w:t xml:space="preserve">, с другой стороны, совместно именуемые «Стороны», заключили настоящий Договор № </w:t>
       </w:r>
       <w:r>
-        <w:t xml:space="preserve">81/23</w:t>
+        <w:t xml:space="preserve">44/2024-К</w:t>
       </w:r>
       <w:r>
         <w:t xml:space="preserve"> (далее — Договор) о нижеследующем:</w:t>
@@ -120,7 +120,7 @@
         <w:t xml:space="preserve">Услуги считаются оказанными после подписания Сторонами акта сдачи-приёмки. Срок оплаты — </w:t>
       </w:r>
       <w:r>
-        <w:t xml:space="preserve">не позднее 23.10.2025</w:t>
+        <w:t xml:space="preserve">не позднее 18.07.2025</w:t>
       </w:r>
       <w:r>
         <w:t xml:space="preserve">.</w:t>
@@ -408,10 +408,10 @@
         <w:rPr>
           <w:b/>
         </w:rPr>
-        <w:t xml:space="preserve">84Ф-58</w:t>
-      </w:r>
-      <w:r>
-        <w:t xml:space="preserve">948/22-171Д</w:t>
+        <w:t xml:space="preserve">95</w:t>
+      </w:r>
+      <w:r>
+        <w:t xml:space="preserve">101/461-сс</w:t>
       </w:r>
       <w:r>
         <w:t xml:space="preserve">.</w:t>
@@ -425,10 +425,10 @@
         <w:rPr>
           <w:b/>
         </w:rPr>
-        <w:t xml:space="preserve">3 9</w:t>
-      </w:r>
-      <w:r>
-        <w:t xml:space="preserve">50 000,7 (Три миллиона девятьсот пятьдесят тысяч) руб.</w:t>
+        <w:t xml:space="preserve">80 5</w:t>
+      </w:r>
+      <w:r>
+        <w:t xml:space="preserve">00 000,8 (Восемьдесят миллионов пятьсот тысяч) руб.</w:t>
       </w:r>
       <w:r>
         <w:t xml:space="preserve">.</w:t>
@@ -442,10 +442,10 @@
         <w:rPr>
           <w:b/>
         </w:rPr>
-        <w:t xml:space="preserve">1/1</w:t>
-      </w:r>
-      <w:r>
-        <w:t xml:space="preserve">50 ключевой ставки ЦБ РФ годовых</w:t>
+        <w:t xml:space="preserve">2</w:t>
+      </w:r>
+      <w:r>
+        <w:t xml:space="preserve">0 (двадцать) процентов от цены Договора</w:t>
       </w:r>
       <w:r>
         <w:t xml:space="preserve">.</w:t>
@@ -456,7 +456,7 @@
         <w:t xml:space="preserve">9.4. Контрольная запись: </w:t>
       </w:r>
       <w:r>
-        <w:t xml:space="preserve">в течение 1 4  (Четырнадцати) банковских дней с даты подписания Сторонами акта сдачи-приемки оказанных услуг</w:t>
+        <w:t xml:space="preserve">в течение 3 0  (Тридцати) банковских дней с даты подписания Сторонами акта сдачи-приемки оказанных услуг</w:t>
       </w:r>
       <w:r>
         <w:t xml:space="preserve">.</w:t>
@@ -519,7 +519,7 @@
               <w:t xml:space="preserve">Адрес регистрации: </w:t>
             </w:r>
             <w:r>
-              <w:t xml:space="preserve">Нижний Новгород, Строителей 72</w:t>
+              <w:t xml:space="preserve">Екатеринбург, Космонавтов 62</w:t>
             </w:r>
           </w:p>
           <w:p>
@@ -558,7 +558,7 @@
               <w:t xml:space="preserve">Тел.: </w:t>
             </w:r>
             <w:r>
-              <w:t xml:space="preserve">+7 (499) 120-62-76</w:t>
+              <w:t xml:space="preserve">+7 (499) 956-46-39</w:t>
             </w:r>
           </w:p>
           <w:p>
@@ -566,7 +566,7 @@
               <w:t xml:space="preserve">E-mail: </w:t>
             </w:r>
             <w:r>
-              <w:t xml:space="preserve">smirnov@gmail.com</w:t>
+              <w:t xml:space="preserve">smirnov@bk.ru</w:t>
             </w:r>
           </w:p>
           <w:p/>
@@ -593,7 +593,7 @@
           </w:p>
           <w:p>
             <w:r>
-              <w:t xml:space="preserve">Москва, Полевая 20</w:t>
+              <w:t xml:space="preserve">Химки, Промышленная 69</w:t>
             </w:r>
           </w:p>
           <w:p>
@@ -609,7 +609,7 @@
               <w:t xml:space="preserve">Адрес регистрации: </w:t>
             </w:r>
             <w:r>
-              <w:t xml:space="preserve">Новосибирск Советская 39/4 кв 69</w:t>
+              <w:t xml:space="preserve">Новосибирск Тверская 3/4 кв 67</w:t>
             </w:r>
           </w:p>
           <w:p>
@@ -648,7 +648,7 @@
               <w:t xml:space="preserve">Тел.: </w:t>
             </w:r>
             <w:r>
-              <w:t xml:space="preserve">+7 (843) 870-57-55</w:t>
+              <w:t xml:space="preserve">+7 (499) 609-57-15</w:t>
             </w:r>
           </w:p>
           <w:p>
@@ -656,7 +656,7 @@
               <w:t xml:space="preserve">E-mail: </w:t>
             </w:r>
             <w:r>
-              <w:t xml:space="preserve">semenov@yandex.ru</w:t>
+              <w:t xml:space="preserve">semenov@corp-tehno.ru</w:t>
             </w:r>
           </w:p>
           <w:p/>

--- a/tests/corpus_v2/docs/services_0012.docx
+++ b/tests/corpus_v2/docs/services_0012.docx
@@ -247,10 +247,16 @@
         <w:t xml:space="preserve">МКАС при ТПП РФ</w:t>
       </w:r>
       <w:r>
+        <w:t xml:space="preserve">. Товар отгружается с сопроводительным документом паспорт качества № </w:t>
+      </w:r>
+      <w:r>
+        <w:t xml:space="preserve">08 02 666885</w:t>
+      </w:r>
+      <w:r>
         <w:t xml:space="preserve">. Цена — </w:t>
       </w:r>
       <w:r>
-        <w:t xml:space="preserve">не менее 67 000 (Шестидесяти семи тысяч) рублей</w:t>
+        <w:t xml:space="preserve">не менее 53 100 000 (Пятидесяти трёх миллионов ста тысяч) рублей</w:t>
       </w:r>
       <w:r>
         <w:t xml:space="preserve">, в т.ч. НДС </w:t>

--- a/tests/corpus_v2/docs/services_0012.docx
+++ b/tests/corpus_v2/docs/services_0012.docx
@@ -253,10 +253,46 @@
         <w:t xml:space="preserve">08 02 666885</w:t>
       </w:r>
       <w:r>
+        <w:t xml:space="preserve">. К партии приложен паспорт изделия № </w:t>
+      </w:r>
+      <w:r>
+        <w:t xml:space="preserve">66 19 577100</w:t>
+      </w:r>
+      <w:r>
+        <w:t xml:space="preserve">. Оборудование поставляется с паспортом транспортного средства № </w:t>
+      </w:r>
+      <w:r>
+        <w:t xml:space="preserve">23 06 087681</w:t>
+      </w:r>
+      <w:r>
+        <w:t xml:space="preserve">. Приёмка производится согласно техническому паспорту </w:t>
+      </w:r>
+      <w:r>
+        <w:t xml:space="preserve">53 03 154351</w:t>
+      </w:r>
+      <w:r>
+        <w:t xml:space="preserve">. СНИЛС не указан, номер заказа </w:t>
+      </w:r>
+      <w:r>
+        <w:t xml:space="preserve">977-795-793 93</w:t>
+      </w:r>
+      <w:r>
+        <w:t xml:space="preserve">. Дата рождения не проставлена, документ выдан </w:t>
+      </w:r>
+      <w:r>
+        <w:t xml:space="preserve">06.03.2018</w:t>
+      </w:r>
+      <w:r>
+        <w:t xml:space="preserve">. Код подразделения, см. артикул </w:t>
+      </w:r>
+      <w:r>
+        <w:t xml:space="preserve">935-765</w:t>
+      </w:r>
+      <w:r>
         <w:t xml:space="preserve">. Цена — </w:t>
       </w:r>
       <w:r>
-        <w:t xml:space="preserve">не менее 53 100 000 (Пятидесяти трёх миллионов ста тысяч) рублей</w:t>
+        <w:t xml:space="preserve">не менее 378 000 (Трёхсот семидесяти восьми тысяч) рублей</w:t>
       </w:r>
       <w:r>
         <w:t xml:space="preserve">, в т.ч. НДС </w:t>
@@ -282,7 +318,7 @@
         <w:t xml:space="preserve">3.1. Место исполнения обязательств: </w:t>
       </w:r>
       <w:r>
-        <w:t xml:space="preserve">Тверь, Баумана 53</w:t>
+        <w:t xml:space="preserve">Екатеринбург Космонавтов 78/4 кв 22</w:t>
       </w:r>
       <w:r>
         <w:t xml:space="preserve">.</w:t>
@@ -299,7 +335,7 @@
         <w:t xml:space="preserve"> по телефону </w:t>
       </w:r>
       <w:r>
-        <w:t xml:space="preserve">+7 (495) 250-31-32</w:t>
+        <w:t xml:space="preserve">+7 (843) 562-71-31</w:t>
       </w:r>
       <w:r>
         <w:t xml:space="preserve">.</w:t>
@@ -310,7 +346,7 @@
         <w:t xml:space="preserve">3.3. Срок исполнения обязательств — </w:t>
       </w:r>
       <w:r>
-        <w:t xml:space="preserve">в течение 10 (Десяти) дней с момента выставления счета</w:t>
+        <w:t xml:space="preserve">в течение 14 (Четырнадцати) дней с момента выставления счета</w:t>
       </w:r>
       <w:r>
         <w:t xml:space="preserve">.</w:t>
@@ -347,7 +383,7 @@
         <w:t xml:space="preserve">, но не более </w:t>
       </w:r>
       <w:r>
-        <w:t xml:space="preserve">20% от цены Договора</w:t>
+        <w:t xml:space="preserve">9% от цены Договора</w:t>
       </w:r>
       <w:r>
         <w:t xml:space="preserve">. Предельный размер ответственности: </w:t>
@@ -375,7 +411,7 @@
         <w:t xml:space="preserve">Сторона, для которой создалась невозможность исполнения, обязана уведомить другую Сторону. Срок уведомления — </w:t>
       </w:r>
       <w:r>
-        <w:t xml:space="preserve">не позднее 12.04.2026</w:t>
+        <w:t xml:space="preserve">не позднее 18.07.2026</w:t>
       </w:r>
       <w:r>
         <w:t xml:space="preserve">.</w:t>
@@ -389,7 +425,7 @@
         <w:t xml:space="preserve">Все споры и разногласия решаются путём переговоров. Претензионный порядок обязателен, срок ответа на претензию — </w:t>
       </w:r>
       <w:r>
-        <w:t xml:space="preserve">в течение 30 календарных дней с момента поступления денежных средств на расчетный счет</w:t>
+        <w:t xml:space="preserve">в течение 60 календарных дней с момента поступления денежных средств на расчетный счет</w:t>
       </w:r>
       <w:r>
         <w:t xml:space="preserve">.</w:t>
@@ -414,10 +450,10 @@
         <w:rPr>
           <w:b/>
         </w:rPr>
-        <w:t xml:space="preserve">95</w:t>
-      </w:r>
-      <w:r>
-        <w:t xml:space="preserve">101/461-сс</w:t>
+        <w:t xml:space="preserve">28</w:t>
+      </w:r>
+      <w:r>
+        <w:t xml:space="preserve">920/021-сс</w:t>
       </w:r>
       <w:r>
         <w:t xml:space="preserve">.</w:t>
@@ -431,10 +467,10 @@
         <w:rPr>
           <w:b/>
         </w:rPr>
-        <w:t xml:space="preserve">80 5</w:t>
-      </w:r>
-      <w:r>
-        <w:t xml:space="preserve">00 000,8 (Восемьдесят миллионов пятьсот тысяч) руб.</w:t>
+        <w:t xml:space="preserve">42 9</w:t>
+      </w:r>
+      <w:r>
+        <w:t xml:space="preserve">00 000,3 (Сорок два миллиона девятьсот тысяч) руб.</w:t>
       </w:r>
       <w:r>
         <w:t xml:space="preserve">.</w:t>
@@ -448,10 +484,10 @@
         <w:rPr>
           <w:b/>
         </w:rPr>
-        <w:t xml:space="preserve">2</w:t>
-      </w:r>
-      <w:r>
-        <w:t xml:space="preserve">0 (двадцать) процентов от цены Договора</w:t>
+        <w:t xml:space="preserve">1</w:t>
+      </w:r>
+      <w:r>
+        <w:t xml:space="preserve">5 (пятнадцать) процентов от цены Договора</w:t>
       </w:r>
       <w:r>
         <w:t xml:space="preserve">.</w:t>
@@ -462,7 +498,7 @@
         <w:t xml:space="preserve">9.4. Контрольная запись: </w:t>
       </w:r>
       <w:r>
-        <w:t xml:space="preserve">в течение 3 0  (Тридцати) банковских дней с даты подписания Сторонами акта сдачи-приемки оказанных услуг</w:t>
+        <w:t xml:space="preserve">в течение 2 0  (Двадцати) банковских дней с даты подписания Сторонами акта сдачи-приемки оказанных услуг</w:t>
       </w:r>
       <w:r>
         <w:t xml:space="preserve">.</w:t>
@@ -525,7 +561,7 @@
               <w:t xml:space="preserve">Адрес регистрации: </w:t>
             </w:r>
             <w:r>
-              <w:t xml:space="preserve">Екатеринбург, Космонавтов 62</w:t>
+              <w:t xml:space="preserve">Химки, Октябрьская 69</w:t>
             </w:r>
           </w:p>
           <w:p>
@@ -564,7 +600,7 @@
               <w:t xml:space="preserve">Тел.: </w:t>
             </w:r>
             <w:r>
-              <w:t xml:space="preserve">+7 (499) 956-46-39</w:t>
+              <w:t xml:space="preserve">+7 (843) 870-57-55</w:t>
             </w:r>
           </w:p>
           <w:p>
@@ -572,7 +608,7 @@
               <w:t xml:space="preserve">E-mail: </w:t>
             </w:r>
             <w:r>
-              <w:t xml:space="preserve">smirnov@bk.ru</w:t>
+              <w:t xml:space="preserve">smirnov@yandex.ru</w:t>
             </w:r>
           </w:p>
           <w:p/>
@@ -599,7 +635,7 @@
           </w:p>
           <w:p>
             <w:r>
-              <w:t xml:space="preserve">Химки, Промышленная 69</w:t>
+              <w:t xml:space="preserve">Ростов-на-Дону, Строителей 61</w:t>
             </w:r>
           </w:p>
           <w:p>
@@ -615,7 +651,7 @@
               <w:t xml:space="preserve">Адрес регистрации: </w:t>
             </w:r>
             <w:r>
-              <w:t xml:space="preserve">Новосибирск Тверская 3/4 кв 67</w:t>
+              <w:t xml:space="preserve">Красногорск, Полевая 20</w:t>
             </w:r>
           </w:p>
           <w:p>
@@ -654,7 +690,7 @@
               <w:t xml:space="preserve">Тел.: </w:t>
             </w:r>
             <w:r>
-              <w:t xml:space="preserve">+7 (499) 609-57-15</w:t>
+              <w:t xml:space="preserve">+7 (846) 766-41-34</w:t>
             </w:r>
           </w:p>
           <w:p>
@@ -662,7 +698,7 @@
               <w:t xml:space="preserve">E-mail: </w:t>
             </w:r>
             <w:r>
-              <w:t xml:space="preserve">semenov@corp-tehno.ru</w:t>
+              <w:t xml:space="preserve">semenov@gmail.com</w:t>
             </w:r>
           </w:p>
           <w:p/>

--- a/tests/corpus_v2/docs/services_0012.docx
+++ b/tests/corpus_v2/docs/services_0012.docx
@@ -304,216 +304,120 @@
         <w:t xml:space="preserve">.</w:t>
       </w:r>
     </w:p>
-    <w:p/>
-    <w:p>
-      <w:r>
-        <w:rPr>
-          <w:b/>
-        </w:rPr>
-        <w:t xml:space="preserve">3. МЕСТО И СРОКИ ИСПОЛНЕНИЯ</w:t>
-      </w:r>
-    </w:p>
-    <w:p>
-      <w:r>
-        <w:t xml:space="preserve">3.1. Место исполнения обязательств: </w:t>
-      </w:r>
-      <w:r>
-        <w:t xml:space="preserve">Екатеринбург Космонавтов 78/4 кв 22</w:t>
-      </w:r>
-      <w:r>
-        <w:t xml:space="preserve">.</w:t>
-      </w:r>
-    </w:p>
-    <w:p>
-      <w:r>
-        <w:t xml:space="preserve">3.2. Уведомления направляются </w:t>
-      </w:r>
-      <w:r>
-        <w:t xml:space="preserve">Семёнову Михаилу Олеговичу</w:t>
-      </w:r>
-      <w:r>
-        <w:t xml:space="preserve"> по телефону </w:t>
-      </w:r>
-      <w:r>
-        <w:t xml:space="preserve">+7 (843) 562-71-31</w:t>
-      </w:r>
-      <w:r>
-        <w:t xml:space="preserve">.</w:t>
-      </w:r>
-    </w:p>
-    <w:p>
-      <w:r>
-        <w:t xml:space="preserve">3.3. Срок исполнения обязательств — </w:t>
-      </w:r>
-      <w:r>
-        <w:t xml:space="preserve">в течение 14 (Четырнадцати) дней с момента выставления счета</w:t>
-      </w:r>
-      <w:r>
-        <w:t xml:space="preserve">.</w:t>
-      </w:r>
-    </w:p>
-    <w:p/>
-    <w:p>
-      <w:r>
-        <w:rPr>
-          <w:b/>
-        </w:rPr>
-        <w:t xml:space="preserve">4. ПРОЧИЕ УСЛОВИЯ</w:t>
-      </w:r>
-    </w:p>
-    <w:p>
-      <w:r>
-        <w:t xml:space="preserve">4.1. </w:t>
-      </w:r>
-      <w:r>
-        <w:t xml:space="preserve">Стороны несут ответственность за неисполнение или ненадлежащее исполнение обязательств в соответствии с законодательством Российской Федерации.</w:t>
-      </w:r>
-    </w:p>
-    <w:p>
-      <w:r>
-        <w:t xml:space="preserve">4.2. </w:t>
-      </w:r>
-      <w:r>
-        <w:t xml:space="preserve">Размер неустойки за нарушение сроков оплаты: </w:t>
-      </w:r>
-      <w:r>
-        <w:t xml:space="preserve">1/130 ключевой ставки ЦБ РФ годовых</w:t>
-      </w:r>
-      <w:r>
-        <w:t xml:space="preserve">, но не более </w:t>
-      </w:r>
-      <w:r>
-        <w:t xml:space="preserve">9% от цены Договора</w:t>
-      </w:r>
-      <w:r>
-        <w:t xml:space="preserve">. Предельный размер ответственности: </w:t>
-      </w:r>
-      <w:r>
-        <w:t xml:space="preserve">1/300 ключевой ставки ЦБ РФ от общей суммы счета</w:t>
-      </w:r>
-      <w:r>
-        <w:t xml:space="preserve">.</w:t>
-      </w:r>
-    </w:p>
-    <w:p>
-      <w:r>
-        <w:t xml:space="preserve">4.3. </w:t>
-      </w:r>
-      <w:r>
-        <w:t xml:space="preserve">Стороны освобождаются от ответственности при наступлении обстоятельств непреодолимой силы, если они прямо повлияли на исполнение обязательств.</w:t>
-      </w:r>
-    </w:p>
-    <w:p>
-      <w:r>
-        <w:t xml:space="preserve">4.4. </w:t>
-      </w:r>
-      <w:r>
-        <w:t xml:space="preserve">Сторона, для которой создалась невозможность исполнения, обязана уведомить другую Сторону. Срок уведомления — </w:t>
-      </w:r>
-      <w:r>
-        <w:t xml:space="preserve">не позднее 18.07.2026</w:t>
-      </w:r>
-      <w:r>
-        <w:t xml:space="preserve">.</w:t>
-      </w:r>
-    </w:p>
-    <w:p>
-      <w:r>
-        <w:t xml:space="preserve">4.5. </w:t>
-      </w:r>
-      <w:r>
-        <w:t xml:space="preserve">Все споры и разногласия решаются путём переговоров. Претензионный порядок обязателен, срок ответа на претензию — </w:t>
-      </w:r>
-      <w:r>
-        <w:t xml:space="preserve">в течение 60 календарных дней с момента поступления денежных средств на расчетный счет</w:t>
-      </w:r>
-      <w:r>
-        <w:t xml:space="preserve">.</w:t>
-      </w:r>
-    </w:p>
-    <w:p/>
-    <w:p/>
-    <w:p/>
-    <w:p>
-      <w:r>
-        <w:rPr>
-          <w:b/>
-        </w:rPr>
-        <w:t xml:space="preserve">9. КОНТРОЛЬНЫЕ ВЕЛИЧИНЫ</w:t>
-      </w:r>
-    </w:p>
-    <w:p>
-      <w:r>
-        <w:t xml:space="preserve">9.1. Контрольная запись: </w:t>
-      </w:r>
-      <w:r>
-        <w:rPr>
-          <w:b/>
-        </w:rPr>
-        <w:t xml:space="preserve">28</w:t>
-      </w:r>
-      <w:r>
-        <w:t xml:space="preserve">920/021-сс</w:t>
-      </w:r>
-      <w:r>
-        <w:t xml:space="preserve">.</w:t>
-      </w:r>
-    </w:p>
-    <w:p>
-      <w:r>
-        <w:t xml:space="preserve">9.2. Контрольная запись: </w:t>
-      </w:r>
-      <w:r>
-        <w:rPr>
-          <w:b/>
-        </w:rPr>
-        <w:t xml:space="preserve">42 9</w:t>
-      </w:r>
-      <w:r>
-        <w:t xml:space="preserve">00 000,3 (Сорок два миллиона девятьсот тысяч) руб.</w:t>
-      </w:r>
-      <w:r>
-        <w:t xml:space="preserve">.</w:t>
-      </w:r>
-    </w:p>
-    <w:p>
-      <w:r>
-        <w:t xml:space="preserve">9.3. Контрольная запись: </w:t>
-      </w:r>
-      <w:r>
-        <w:rPr>
-          <w:b/>
-        </w:rPr>
-        <w:t xml:space="preserve">1</w:t>
-      </w:r>
-      <w:r>
-        <w:t xml:space="preserve">5 (пятнадцать) процентов от цены Договора</w:t>
-      </w:r>
-      <w:r>
-        <w:t xml:space="preserve">.</w:t>
-      </w:r>
-    </w:p>
-    <w:p>
-      <w:r>
-        <w:t xml:space="preserve">9.4. Контрольная запись: </w:t>
-      </w:r>
-      <w:r>
-        <w:t xml:space="preserve">в течение 2 0  (Двадцати) банковских дней с даты подписания Сторонами акта сдачи-приемки оказанных услуг</w:t>
-      </w:r>
-      <w:r>
-        <w:t xml:space="preserve">.</w:t>
-      </w:r>
-    </w:p>
-    <w:p/>
-    <w:p>
-      <w:r>
-        <w:rPr>
-          <w:b/>
-        </w:rPr>
-        <w:t xml:space="preserve">РЕКВИЗИТЫ И ПОДПИСИ СТОРОН</w:t>
-      </w:r>
-    </w:p>
-    <w:p/>
+    <w:p>
+      <w:r>
+        <w:t xml:space="preserve">2.5. </w:t>
+      </w:r>
+      <w:r>
+        <w:t xml:space="preserve">Товар маркирован штрихкодом </w:t>
+      </w:r>
+      <w:r>
+        <w:t xml:space="preserve">4601703330299</w:t>
+      </w:r>
+      <w:r>
+        <w:t xml:space="preserve">. Код контрагента по ОКПО — </w:t>
+      </w:r>
+      <w:r>
+        <w:t xml:space="preserve">5912158719</w:t>
+      </w:r>
+      <w:r>
+        <w:t xml:space="preserve">. Оборудование учтено под инвентарным номером </w:t>
+      </w:r>
+      <w:r>
+        <w:t xml:space="preserve">048115447</w:t>
+      </w:r>
+      <w:r>
+        <w:t xml:space="preserve">, складской позиции присвоен номер </w:t>
+      </w:r>
+      <w:r>
+        <w:t xml:space="preserve">178694026</w:t>
+      </w:r>
+      <w:r>
+        <w:t xml:space="preserve">.</w:t>
+      </w:r>
+    </w:p>
+    <w:p>
+      <w:r>
+        <w:t xml:space="preserve">2.6. </w:t>
+      </w:r>
+      <w:r>
+        <w:t xml:space="preserve">Оплата по счёту-фактуре на КБК </w:t>
+      </w:r>
+      <w:r>
+        <w:t xml:space="preserve">18210101011011000146</w:t>
+      </w:r>
+      <w:r>
+        <w:t xml:space="preserve">. ИНН не присвоен, регистрационный № </w:t>
+      </w:r>
+      <w:r>
+        <w:t xml:space="preserve">9567133439</w:t>
+      </w:r>
+      <w:r>
+        <w:t xml:space="preserve">. ИНН не присвоен, платёжный документ № </w:t>
+      </w:r>
+      <w:r>
+        <w:t xml:space="preserve">384115793772</w:t>
+      </w:r>
+      <w:r>
+        <w:t xml:space="preserve">. Заказчик действует в лице </w:t>
+      </w:r>
+      <w:r>
+        <w:t xml:space="preserve">уполномоченного представителя</w:t>
+      </w:r>
+      <w:r>
+        <w:t xml:space="preserve">, назначаемого приказом.</w:t>
+      </w:r>
+    </w:p>
+    <w:p>
+      <w:r>
+        <w:t xml:space="preserve">2.7. </w:t>
+      </w:r>
+      <w:r>
+        <w:t xml:space="preserve">Массовая доля влаги в товаре — </w:t>
+      </w:r>
+      <w:r>
+        <w:t xml:space="preserve">не более 16 %</w:t>
+      </w:r>
+      <w:r>
+        <w:t xml:space="preserve">. Товар подлежит хранению </w:t>
+      </w:r>
+      <w:r>
+        <w:t xml:space="preserve">в течение 12 часов</w:t>
+      </w:r>
+      <w:r>
+        <w:t xml:space="preserve"> при температуре не выше +4 °C. Срок исковой давности по требованиям, вытекающим из Договора, составляет </w:t>
+      </w:r>
+      <w:r>
+        <w:t xml:space="preserve">в течение трёх лет</w:t>
+      </w:r>
+      <w:r>
+        <w:t xml:space="preserve">, как установлено статьёй 196 Гражданского кодекса Российской Федерации. Обработка данных ведётся согласно Федеральному закону от 27.07.2006 № 152-ФЗ </w:t>
+      </w:r>
+      <w:r>
+        <w:t xml:space="preserve">«О персональных данных»</w:t>
+      </w:r>
+      <w:r>
+        <w:t xml:space="preserve">. Товар поставляется под маркой </w:t>
+      </w:r>
+      <w:r>
+        <w:t xml:space="preserve">«Стандарт»</w:t>
+      </w:r>
+      <w:r>
+        <w:t xml:space="preserve">. Влажность определяется </w:t>
+      </w:r>
+      <w:r>
+        <w:t xml:space="preserve">по методу Кьельдаля</w:t>
+      </w:r>
+      <w:r>
+        <w:t xml:space="preserve">. Споры передаются на рассмотрение в Арбитражный суд </w:t>
+      </w:r>
+      <w:r>
+        <w:t xml:space="preserve">города Москвы</w:t>
+      </w:r>
+      <w:r>
+        <w:t xml:space="preserve">.</w:t>
+      </w:r>
+    </w:p>
     <w:tbl>
       <w:tblPr>
         <w:tblW w:w="9360" w:type="dxa"/>
@@ -537,87 +441,7 @@
           </w:tcPr>
           <w:p>
             <w:r>
-              <w:rPr>
-                <w:b/>
-              </w:rPr>
-              <w:t xml:space="preserve">Исполнитель:</w:t>
-            </w:r>
-          </w:p>
-          <w:p>
-            <w:r>
-              <w:t xml:space="preserve">Смирнов Юрий Петрович</w:t>
-            </w:r>
-          </w:p>
-          <w:p>
-            <w:r>
-              <w:t xml:space="preserve">Индивидуальный предприниматель </w:t>
-            </w:r>
-            <w:r>
-              <w:t xml:space="preserve">Смирнов Юрий Петрович</w:t>
-            </w:r>
-          </w:p>
-          <w:p>
-            <w:r>
-              <w:t xml:space="preserve">Адрес регистрации: </w:t>
-            </w:r>
-            <w:r>
-              <w:t xml:space="preserve">Химки, Октябрьская 69</w:t>
-            </w:r>
-          </w:p>
-          <w:p>
-            <w:r>
-              <w:t xml:space="preserve">ИНН </w:t>
-            </w:r>
-            <w:r>
-              <w:t xml:space="preserve">730968088080</w:t>
-            </w:r>
-            <w:r>
-              <w:t xml:space="preserve"> ОГРНИП </w:t>
-            </w:r>
-            <w:r>
-              <w:t xml:space="preserve">399454706191917</w:t>
-            </w:r>
-          </w:p>
-          <w:p>
-            <w:r>
-              <w:t xml:space="preserve">р/с </w:t>
-            </w:r>
-            <w:r>
-              <w:t xml:space="preserve">40802810684994078567</w:t>
-            </w:r>
-            <w:r>
-              <w:t xml:space="preserve"> в АО «Тинькофф Банк»</w:t>
-            </w:r>
-            <w:r>
-              <w:t xml:space="preserve">, БИК </w:t>
-            </w:r>
-            <w:r>
-              <w:t xml:space="preserve">044525974</w:t>
-            </w:r>
-          </w:p>
-          <w:p>
-            <w:r>
-              <w:t xml:space="preserve">Тел.: </w:t>
-            </w:r>
-            <w:r>
-              <w:t xml:space="preserve">+7 (843) 870-57-55</w:t>
-            </w:r>
-          </w:p>
-          <w:p>
-            <w:r>
-              <w:t xml:space="preserve">E-mail: </w:t>
-            </w:r>
-            <w:r>
-              <w:t xml:space="preserve">smirnov@yandex.ru</w:t>
-            </w:r>
-          </w:p>
-          <w:p/>
-          <w:p>
-            <w:r>
-              <w:t xml:space="preserve">ИП ______________ </w:t>
-            </w:r>
-            <w:r>
-              <w:t xml:space="preserve">Смирнов Ю. П.</w:t>
+              <w:t xml:space="preserve">8</w:t>
             </w:r>
           </w:p>
         </w:tc>
@@ -627,6 +451,335 @@
           </w:tcPr>
           <w:p>
             <w:r>
+              <w:t xml:space="preserve">4379873740</w:t>
+            </w:r>
+          </w:p>
+        </w:tc>
+      </w:tr>
+    </w:tbl>
+    <w:p/>
+    <w:p>
+      <w:r>
+        <w:rPr>
+          <w:b/>
+        </w:rPr>
+        <w:t xml:space="preserve">3. МЕСТО И СРОКИ ИСПОЛНЕНИЯ</w:t>
+      </w:r>
+    </w:p>
+    <w:p>
+      <w:r>
+        <w:t xml:space="preserve">3.1. Место исполнения обязательств: </w:t>
+      </w:r>
+      <w:r>
+        <w:t xml:space="preserve">Сергиев Посад, Лесная 6</w:t>
+      </w:r>
+      <w:r>
+        <w:t xml:space="preserve">.</w:t>
+      </w:r>
+    </w:p>
+    <w:p>
+      <w:r>
+        <w:t xml:space="preserve">3.2. Уведомления направляются </w:t>
+      </w:r>
+      <w:r>
+        <w:t xml:space="preserve">Семёнову Михаилу Олеговичу</w:t>
+      </w:r>
+      <w:r>
+        <w:t xml:space="preserve"> по телефону </w:t>
+      </w:r>
+      <w:r>
+        <w:t xml:space="preserve">+7 (812) 406-59-78</w:t>
+      </w:r>
+      <w:r>
+        <w:t xml:space="preserve">.</w:t>
+      </w:r>
+    </w:p>
+    <w:p>
+      <w:r>
+        <w:t xml:space="preserve">3.3. Срок исполнения обязательств — </w:t>
+      </w:r>
+      <w:r>
+        <w:t xml:space="preserve">в течение 30 (Тридцати) дней с момента выставления счета</w:t>
+      </w:r>
+      <w:r>
+        <w:t xml:space="preserve">.</w:t>
+      </w:r>
+    </w:p>
+    <w:p/>
+    <w:p>
+      <w:r>
+        <w:rPr>
+          <w:b/>
+        </w:rPr>
+        <w:t xml:space="preserve">4. ПРОЧИЕ УСЛОВИЯ</w:t>
+      </w:r>
+    </w:p>
+    <w:p>
+      <w:r>
+        <w:t xml:space="preserve">4.1. </w:t>
+      </w:r>
+      <w:r>
+        <w:t xml:space="preserve">Стороны несут ответственность за неисполнение или ненадлежащее исполнение обязательств в соответствии с законодательством Российской Федерации.</w:t>
+      </w:r>
+    </w:p>
+    <w:p>
+      <w:r>
+        <w:t xml:space="preserve">4.2. </w:t>
+      </w:r>
+      <w:r>
+        <w:t xml:space="preserve">Размер неустойки за нарушение сроков оплаты: </w:t>
+      </w:r>
+      <w:r>
+        <w:t xml:space="preserve">1/130 ключевой ставки ЦБ РФ годовых</w:t>
+      </w:r>
+      <w:r>
+        <w:t xml:space="preserve">, но не более </w:t>
+      </w:r>
+      <w:r>
+        <w:t xml:space="preserve">21% от цены Договора</w:t>
+      </w:r>
+      <w:r>
+        <w:t xml:space="preserve">. Предельный размер ответственности: </w:t>
+      </w:r>
+      <w:r>
+        <w:t xml:space="preserve">1/300 ключевой ставки ЦБ РФ от общей суммы счета</w:t>
+      </w:r>
+      <w:r>
+        <w:t xml:space="preserve">.</w:t>
+      </w:r>
+    </w:p>
+    <w:p>
+      <w:r>
+        <w:t xml:space="preserve">4.3. </w:t>
+      </w:r>
+      <w:r>
+        <w:t xml:space="preserve">Стороны освобождаются от ответственности при наступлении обстоятельств непреодолимой силы, если они прямо повлияли на исполнение обязательств.</w:t>
+      </w:r>
+    </w:p>
+    <w:p>
+      <w:r>
+        <w:t xml:space="preserve">4.4. </w:t>
+      </w:r>
+      <w:r>
+        <w:t xml:space="preserve">Сторона, для которой создалась невозможность исполнения, обязана уведомить другую Сторону. Срок уведомления — </w:t>
+      </w:r>
+      <w:r>
+        <w:t xml:space="preserve">не позднее 12.06.2025</w:t>
+      </w:r>
+      <w:r>
+        <w:t xml:space="preserve">.</w:t>
+      </w:r>
+    </w:p>
+    <w:p>
+      <w:r>
+        <w:t xml:space="preserve">4.5. </w:t>
+      </w:r>
+      <w:r>
+        <w:t xml:space="preserve">Все споры и разногласия решаются путём переговоров. Претензионный порядок обязателен, срок ответа на претензию — </w:t>
+      </w:r>
+      <w:r>
+        <w:t xml:space="preserve">в течение 3 календарных дней с момента поступления денежных средств на расчетный счет</w:t>
+      </w:r>
+      <w:r>
+        <w:t xml:space="preserve">.</w:t>
+      </w:r>
+    </w:p>
+    <w:p/>
+    <w:p/>
+    <w:p/>
+    <w:p>
+      <w:r>
+        <w:rPr>
+          <w:b/>
+        </w:rPr>
+        <w:t xml:space="preserve">9. КОНТРОЛЬНЫЕ ВЕЛИЧИНЫ</w:t>
+      </w:r>
+    </w:p>
+    <w:p>
+      <w:r>
+        <w:t xml:space="preserve">9.1. Контрольная запись: </w:t>
+      </w:r>
+      <w:r>
+        <w:rPr>
+          <w:b/>
+        </w:rPr>
+        <w:t xml:space="preserve">79</w:t>
+      </w:r>
+      <w:r>
+        <w:t xml:space="preserve">318/065-сс</w:t>
+      </w:r>
+      <w:r>
+        <w:t xml:space="preserve">.</w:t>
+      </w:r>
+    </w:p>
+    <w:p>
+      <w:r>
+        <w:t xml:space="preserve">9.2. Контрольная запись: </w:t>
+      </w:r>
+      <w:r>
+        <w:rPr>
+          <w:b/>
+        </w:rPr>
+        <w:t xml:space="preserve">16 8</w:t>
+      </w:r>
+      <w:r>
+        <w:t xml:space="preserve">00 000,3 (Шестнадцать миллионов восемьсот тысяч) руб.</w:t>
+      </w:r>
+      <w:r>
+        <w:t xml:space="preserve">.</w:t>
+      </w:r>
+    </w:p>
+    <w:p>
+      <w:r>
+        <w:t xml:space="preserve">9.3. Контрольная запись: </w:t>
+      </w:r>
+      <w:r>
+        <w:rPr>
+          <w:b/>
+        </w:rPr>
+        <w:t xml:space="preserve">1/1</w:t>
+      </w:r>
+      <w:r>
+        <w:t xml:space="preserve">50 ключевой ставки ЦБ РФ годовых</w:t>
+      </w:r>
+      <w:r>
+        <w:t xml:space="preserve">.</w:t>
+      </w:r>
+    </w:p>
+    <w:p>
+      <w:r>
+        <w:t xml:space="preserve">9.4. Контрольная запись: </w:t>
+      </w:r>
+      <w:r>
+        <w:t xml:space="preserve">в течение 1 0  (Десяти) банковских дней с даты подписания Сторонами акта сдачи-приемки оказанных услуг</w:t>
+      </w:r>
+      <w:r>
+        <w:t xml:space="preserve">.</w:t>
+      </w:r>
+    </w:p>
+    <w:p/>
+    <w:p>
+      <w:r>
+        <w:rPr>
+          <w:b/>
+        </w:rPr>
+        <w:t xml:space="preserve">РЕКВИЗИТЫ И ПОДПИСИ СТОРОН</w:t>
+      </w:r>
+    </w:p>
+    <w:p/>
+    <w:tbl>
+      <w:tblPr>
+        <w:tblW w:w="9360" w:type="dxa"/>
+        <w:tblBorders>
+          <w:top w:val="single" w:sz="4" w:color="auto"/>
+          <w:left w:val="single" w:sz="4" w:color="auto"/>
+          <w:bottom w:val="single" w:sz="4" w:color="auto"/>
+          <w:right w:val="single" w:sz="4" w:color="auto"/>
+          <w:insideH w:val="single" w:sz="4" w:color="auto"/>
+          <w:insideV w:val="single" w:sz="4" w:color="auto"/>
+        </w:tblBorders>
+      </w:tblPr>
+      <w:tblGrid>
+        <w:gridCol w:w="4680"/>
+        <w:gridCol w:w="4680"/>
+      </w:tblGrid>
+      <w:tr>
+        <w:tc>
+          <w:tcPr>
+            <w:tcW w:w="4680" w:type="dxa"/>
+          </w:tcPr>
+          <w:p>
+            <w:r>
+              <w:rPr>
+                <w:b/>
+              </w:rPr>
+              <w:t xml:space="preserve">Исполнитель:</w:t>
+            </w:r>
+          </w:p>
+          <w:p>
+            <w:r>
+              <w:t xml:space="preserve">Смирнов Юрий Петрович</w:t>
+            </w:r>
+          </w:p>
+          <w:p>
+            <w:r>
+              <w:t xml:space="preserve">Индивидуальный предприниматель </w:t>
+            </w:r>
+            <w:r>
+              <w:t xml:space="preserve">Смирнов Юрий Петрович</w:t>
+            </w:r>
+          </w:p>
+          <w:p>
+            <w:r>
+              <w:t xml:space="preserve">Адрес регистрации: </w:t>
+            </w:r>
+            <w:r>
+              <w:t xml:space="preserve">Екатеринбург Лесная 72/3 кв 50</w:t>
+            </w:r>
+          </w:p>
+          <w:p>
+            <w:r>
+              <w:t xml:space="preserve">ИНН </w:t>
+            </w:r>
+            <w:r>
+              <w:t xml:space="preserve">730968088080</w:t>
+            </w:r>
+            <w:r>
+              <w:t xml:space="preserve"> ОГРНИП </w:t>
+            </w:r>
+            <w:r>
+              <w:t xml:space="preserve">399454706191917</w:t>
+            </w:r>
+          </w:p>
+          <w:p>
+            <w:r>
+              <w:t xml:space="preserve">р/с </w:t>
+            </w:r>
+            <w:r>
+              <w:t xml:space="preserve">40802810684994078567</w:t>
+            </w:r>
+            <w:r>
+              <w:t xml:space="preserve"> в АО «Тинькофф Банк»</w:t>
+            </w:r>
+            <w:r>
+              <w:t xml:space="preserve">, БИК </w:t>
+            </w:r>
+            <w:r>
+              <w:t xml:space="preserve">044525974</w:t>
+            </w:r>
+          </w:p>
+          <w:p>
+            <w:r>
+              <w:t xml:space="preserve">Тел.: </w:t>
+            </w:r>
+            <w:r>
+              <w:t xml:space="preserve">+7 (846) 195-39-63</w:t>
+            </w:r>
+          </w:p>
+          <w:p>
+            <w:r>
+              <w:t xml:space="preserve">E-mail: </w:t>
+            </w:r>
+            <w:r>
+              <w:t xml:space="preserve">smirnov@romashka.ru</w:t>
+            </w:r>
+          </w:p>
+          <w:p/>
+          <w:p>
+            <w:r>
+              <w:t xml:space="preserve">ИП ______________ </w:t>
+            </w:r>
+            <w:r>
+              <w:t xml:space="preserve">Смирнов Ю. П.</w:t>
+            </w:r>
+          </w:p>
+        </w:tc>
+        <w:tc>
+          <w:tcPr>
+            <w:tcW w:w="4680" w:type="dxa"/>
+          </w:tcPr>
+          <w:p>
+            <w:r>
               <w:rPr>
                 <w:b/>
               </w:rPr>
@@ -635,7 +788,7 @@
           </w:p>
           <w:p>
             <w:r>
-              <w:t xml:space="preserve">Ростов-на-Дону, Строителей 61</w:t>
+              <w:t xml:space="preserve">Нижний Новгород, Полевая 41</w:t>
             </w:r>
           </w:p>
           <w:p>
@@ -651,7 +804,7 @@
               <w:t xml:space="preserve">Адрес регистрации: </w:t>
             </w:r>
             <w:r>
-              <w:t xml:space="preserve">Красногорск, Полевая 20</w:t>
+              <w:t xml:space="preserve">Химки Пушкина 21/3 кв 35</w:t>
             </w:r>
           </w:p>
           <w:p>
@@ -690,7 +843,7 @@
               <w:t xml:space="preserve">Тел.: </w:t>
             </w:r>
             <w:r>
-              <w:t xml:space="preserve">+7 (846) 766-41-34</w:t>
+              <w:t xml:space="preserve">+7 (812) 149-99-96</w:t>
             </w:r>
           </w:p>
           <w:p>
@@ -698,7 +851,7 @@
               <w:t xml:space="preserve">E-mail: </w:t>
             </w:r>
             <w:r>
-              <w:t xml:space="preserve">semenov@gmail.com</w:t>
+              <w:t xml:space="preserve">semenov@mail.ru</w:t>
             </w:r>
           </w:p>
           <w:p/>

--- a/tests/corpus_v2/docs/services_0012.docx
+++ b/tests/corpus_v2/docs/services_0012.docx
@@ -54,7 +54,7 @@
         <w:t xml:space="preserve">, ИНН </w:t>
       </w:r>
       <w:r>
-        <w:t xml:space="preserve">730968088080</w:t>
+        <w:t xml:space="preserve">730968088081</w:t>
       </w:r>
       <w:r>
         <w:t xml:space="preserve">, именуемый в дальнейшем «Исполнитель», действующий на основании свидетельства о государственной регистрации</w:t>
@@ -72,7 +72,7 @@
         <w:t xml:space="preserve">, ИНН </w:t>
       </w:r>
       <w:r>
-        <w:t xml:space="preserve">182244802662</w:t>
+        <w:t xml:space="preserve">182244802663</w:t>
       </w:r>
       <w:r>
         <w:t xml:space="preserve">, именуемый в дальнейшем «Заказчик», действующий на основании свидетельства о государственной регистрации</w:t>
@@ -471,7 +471,7 @@
         <w:t xml:space="preserve">3.1. Место исполнения обязательств: </w:t>
       </w:r>
       <w:r>
-        <w:t xml:space="preserve">Сергиев Посад, Лесная 6</w:t>
+        <w:t xml:space="preserve">603000, г. Нижний Новгород, бул. Пушкина, д. 48, кв. 11</w:t>
       </w:r>
       <w:r>
         <w:t xml:space="preserve">.</w:t>
@@ -714,7 +714,7 @@
               <w:t xml:space="preserve">Адрес регистрации: </w:t>
             </w:r>
             <w:r>
-              <w:t xml:space="preserve">Екатеринбург Лесная 72/3 кв 50</w:t>
+              <w:t xml:space="preserve">344002, г. Ростов-на-Дону, проезд Строителей, д. 61, кв. 160</w:t>
             </w:r>
           </w:p>
           <w:p>
@@ -722,13 +722,13 @@
               <w:t xml:space="preserve">ИНН </w:t>
             </w:r>
             <w:r>
-              <w:t xml:space="preserve">730968088080</w:t>
+              <w:t xml:space="preserve">730968088081</w:t>
             </w:r>
             <w:r>
               <w:t xml:space="preserve"> ОГРНИП </w:t>
             </w:r>
             <w:r>
-              <w:t xml:space="preserve">399454706191917</w:t>
+              <w:t xml:space="preserve">399454706191918</w:t>
             </w:r>
           </w:p>
           <w:p>
@@ -736,7 +736,7 @@
               <w:t xml:space="preserve">р/с </w:t>
             </w:r>
             <w:r>
-              <w:t xml:space="preserve">40802810684994078567</w:t>
+              <w:t xml:space="preserve">40802810784994078567</w:t>
             </w:r>
             <w:r>
               <w:t xml:space="preserve"> в АО «Тинькофф Банк»</w:t>
@@ -753,7 +753,7 @@
               <w:t xml:space="preserve">Тел.: </w:t>
             </w:r>
             <w:r>
-              <w:t xml:space="preserve">+7 (846) 195-39-63</w:t>
+              <w:t xml:space="preserve">+7 (383) 483-59-21</w:t>
             </w:r>
           </w:p>
           <w:p>
@@ -761,7 +761,7 @@
               <w:t xml:space="preserve">E-mail: </w:t>
             </w:r>
             <w:r>
-              <w:t xml:space="preserve">smirnov@romashka.ru</w:t>
+              <w:t xml:space="preserve">smirnov@gmail.com</w:t>
             </w:r>
           </w:p>
           <w:p/>
@@ -788,7 +788,7 @@
           </w:p>
           <w:p>
             <w:r>
-              <w:t xml:space="preserve">Нижний Новгород, Полевая 41</w:t>
+              <w:t xml:space="preserve">Красногорск, Победы 90</w:t>
             </w:r>
           </w:p>
           <w:p>
@@ -804,7 +804,7 @@
               <w:t xml:space="preserve">Адрес регистрации: </w:t>
             </w:r>
             <w:r>
-              <w:t xml:space="preserve">Химки Пушкина 21/3 кв 35</w:t>
+              <w:t xml:space="preserve">620014, г. Екатеринбург, наб. Советская, д. 43, кв. 66</w:t>
             </w:r>
           </w:p>
           <w:p>
@@ -812,13 +812,13 @@
               <w:t xml:space="preserve">ИНН </w:t>
             </w:r>
             <w:r>
-              <w:t xml:space="preserve">182244802662</w:t>
+              <w:t xml:space="preserve">182244802663</w:t>
             </w:r>
             <w:r>
               <w:t xml:space="preserve"> ОГРНИП </w:t>
             </w:r>
             <w:r>
-              <w:t xml:space="preserve">377561292070214</w:t>
+              <w:t xml:space="preserve">377561292070215</w:t>
             </w:r>
           </w:p>
           <w:p>
@@ -826,7 +826,7 @@
               <w:t xml:space="preserve">р/с </w:t>
             </w:r>
             <w:r>
-              <w:t xml:space="preserve">40802810517983701081</w:t>
+              <w:t xml:space="preserve">40802810617983701081</w:t>
             </w:r>
             <w:r>
               <w:t xml:space="preserve"> в ПАО Сбербанк</w:t>
@@ -843,7 +843,7 @@
               <w:t xml:space="preserve">Тел.: </w:t>
             </w:r>
             <w:r>
-              <w:t xml:space="preserve">+7 (812) 149-99-96</w:t>
+              <w:t xml:space="preserve">+7 (499) 477-30-56</w:t>
             </w:r>
           </w:p>
           <w:p>
@@ -851,7 +851,7 @@
               <w:t xml:space="preserve">E-mail: </w:t>
             </w:r>
             <w:r>
-              <w:t xml:space="preserve">semenov@mail.ru</w:t>
+              <w:t xml:space="preserve">semenov@corp-tehno.ru</w:t>
             </w:r>
           </w:p>
           <w:p/>
@@ -918,7 +918,7 @@
                 </w:tcPr>
                 <w:p>
                   <w:r>
-                    <w:t xml:space="preserve">40802810517983701081</w:t>
+                    <w:t xml:space="preserve">40802810617983701081</w:t>
                   </w:r>
                 </w:p>
               </w:tc>

--- a/tests/corpus_v2/docs/services_0012.docx
+++ b/tests/corpus_v2/docs/services_0012.docx
@@ -457,216 +457,34 @@
         </w:tc>
       </w:tr>
     </w:tbl>
-    <w:p/>
-    <w:p>
-      <w:r>
-        <w:rPr>
-          <w:b/>
-        </w:rPr>
-        <w:t xml:space="preserve">3. МЕСТО И СРОКИ ИСПОЛНЕНИЯ</w:t>
-      </w:r>
-    </w:p>
-    <w:p>
-      <w:r>
-        <w:t xml:space="preserve">3.1. Место исполнения обязательств: </w:t>
-      </w:r>
-      <w:r>
-        <w:t xml:space="preserve">603000, г. Нижний Новгород, бул. Пушкина, д. 48, кв. 11</w:t>
-      </w:r>
-      <w:r>
-        <w:t xml:space="preserve">.</w:t>
-      </w:r>
-    </w:p>
-    <w:p>
-      <w:r>
-        <w:t xml:space="preserve">3.2. Уведомления направляются </w:t>
-      </w:r>
-      <w:r>
-        <w:t xml:space="preserve">Семёнову Михаилу Олеговичу</w:t>
-      </w:r>
-      <w:r>
-        <w:t xml:space="preserve"> по телефону </w:t>
-      </w:r>
-      <w:r>
-        <w:t xml:space="preserve">+7 (812) 406-59-78</w:t>
-      </w:r>
-      <w:r>
-        <w:t xml:space="preserve">.</w:t>
-      </w:r>
-    </w:p>
-    <w:p>
-      <w:r>
-        <w:t xml:space="preserve">3.3. Срок исполнения обязательств — </w:t>
-      </w:r>
-      <w:r>
-        <w:t xml:space="preserve">в течение 30 (Тридцати) дней с момента выставления счета</w:t>
-      </w:r>
-      <w:r>
-        <w:t xml:space="preserve">.</w:t>
-      </w:r>
-    </w:p>
-    <w:p/>
-    <w:p>
-      <w:r>
-        <w:rPr>
-          <w:b/>
-        </w:rPr>
-        <w:t xml:space="preserve">4. ПРОЧИЕ УСЛОВИЯ</w:t>
-      </w:r>
-    </w:p>
-    <w:p>
-      <w:r>
-        <w:t xml:space="preserve">4.1. </w:t>
-      </w:r>
-      <w:r>
-        <w:t xml:space="preserve">Стороны несут ответственность за неисполнение или ненадлежащее исполнение обязательств в соответствии с законодательством Российской Федерации.</w:t>
-      </w:r>
-    </w:p>
-    <w:p>
-      <w:r>
-        <w:t xml:space="preserve">4.2. </w:t>
-      </w:r>
-      <w:r>
-        <w:t xml:space="preserve">Размер неустойки за нарушение сроков оплаты: </w:t>
-      </w:r>
-      <w:r>
-        <w:t xml:space="preserve">1/130 ключевой ставки ЦБ РФ годовых</w:t>
-      </w:r>
-      <w:r>
-        <w:t xml:space="preserve">, но не более </w:t>
-      </w:r>
-      <w:r>
-        <w:t xml:space="preserve">21% от цены Договора</w:t>
-      </w:r>
-      <w:r>
-        <w:t xml:space="preserve">. Предельный размер ответственности: </w:t>
-      </w:r>
-      <w:r>
-        <w:t xml:space="preserve">1/300 ключевой ставки ЦБ РФ от общей суммы счета</w:t>
-      </w:r>
-      <w:r>
-        <w:t xml:space="preserve">.</w:t>
-      </w:r>
-    </w:p>
-    <w:p>
-      <w:r>
-        <w:t xml:space="preserve">4.3. </w:t>
-      </w:r>
-      <w:r>
-        <w:t xml:space="preserve">Стороны освобождаются от ответственности при наступлении обстоятельств непреодолимой силы, если они прямо повлияли на исполнение обязательств.</w:t>
-      </w:r>
-    </w:p>
-    <w:p>
-      <w:r>
-        <w:t xml:space="preserve">4.4. </w:t>
-      </w:r>
-      <w:r>
-        <w:t xml:space="preserve">Сторона, для которой создалась невозможность исполнения, обязана уведомить другую Сторону. Срок уведомления — </w:t>
-      </w:r>
-      <w:r>
-        <w:t xml:space="preserve">не позднее 12.06.2025</w:t>
-      </w:r>
-      <w:r>
-        <w:t xml:space="preserve">.</w:t>
-      </w:r>
-    </w:p>
-    <w:p>
-      <w:r>
-        <w:t xml:space="preserve">4.5. </w:t>
-      </w:r>
-      <w:r>
-        <w:t xml:space="preserve">Все споры и разногласия решаются путём переговоров. Претензионный порядок обязателен, срок ответа на претензию — </w:t>
-      </w:r>
-      <w:r>
-        <w:t xml:space="preserve">в течение 3 календарных дней с момента поступления денежных средств на расчетный счет</w:t>
-      </w:r>
-      <w:r>
-        <w:t xml:space="preserve">.</w:t>
-      </w:r>
-    </w:p>
-    <w:p/>
-    <w:p/>
-    <w:p/>
-    <w:p>
-      <w:r>
-        <w:rPr>
-          <w:b/>
-        </w:rPr>
-        <w:t xml:space="preserve">9. КОНТРОЛЬНЫЕ ВЕЛИЧИНЫ</w:t>
-      </w:r>
-    </w:p>
-    <w:p>
-      <w:r>
-        <w:t xml:space="preserve">9.1. Контрольная запись: </w:t>
-      </w:r>
-      <w:r>
-        <w:rPr>
-          <w:b/>
-        </w:rPr>
-        <w:t xml:space="preserve">79</w:t>
-      </w:r>
-      <w:r>
-        <w:t xml:space="preserve">318/065-сс</w:t>
-      </w:r>
-      <w:r>
-        <w:t xml:space="preserve">.</w:t>
-      </w:r>
-    </w:p>
-    <w:p>
-      <w:r>
-        <w:t xml:space="preserve">9.2. Контрольная запись: </w:t>
-      </w:r>
-      <w:r>
-        <w:rPr>
-          <w:b/>
-        </w:rPr>
-        <w:t xml:space="preserve">16 8</w:t>
-      </w:r>
-      <w:r>
-        <w:t xml:space="preserve">00 000,3 (Шестнадцать миллионов восемьсот тысяч) руб.</w:t>
-      </w:r>
-      <w:r>
-        <w:t xml:space="preserve">.</w:t>
-      </w:r>
-    </w:p>
-    <w:p>
-      <w:r>
-        <w:t xml:space="preserve">9.3. Контрольная запись: </w:t>
-      </w:r>
-      <w:r>
-        <w:rPr>
-          <w:b/>
-        </w:rPr>
-        <w:t xml:space="preserve">1/1</w:t>
-      </w:r>
-      <w:r>
-        <w:t xml:space="preserve">50 ключевой ставки ЦБ РФ годовых</w:t>
-      </w:r>
-      <w:r>
-        <w:t xml:space="preserve">.</w:t>
-      </w:r>
-    </w:p>
-    <w:p>
-      <w:r>
-        <w:t xml:space="preserve">9.4. Контрольная запись: </w:t>
-      </w:r>
-      <w:r>
-        <w:t xml:space="preserve">в течение 1 0  (Десяти) банковских дней с даты подписания Сторонами акта сдачи-приемки оказанных услуг</w:t>
-      </w:r>
-      <w:r>
-        <w:t xml:space="preserve">.</w:t>
-      </w:r>
-    </w:p>
-    <w:p/>
-    <w:p>
-      <w:r>
-        <w:rPr>
-          <w:b/>
-        </w:rPr>
-        <w:t xml:space="preserve">РЕКВИЗИТЫ И ПОДПИСИ СТОРОН</w:t>
-      </w:r>
-    </w:p>
-    <w:p/>
+    <w:p>
+      <w:r>
+        <w:t xml:space="preserve">2.8. </w:t>
+      </w:r>
+      <w:r>
+        <w:t xml:space="preserve">Платёж по налогу перечисляется на код бюджетной классификации </w:t>
+      </w:r>
+      <w:r>
+        <w:t xml:space="preserve">182 101 010 110 110 001 10</w:t>
+      </w:r>
+      <w:r>
+        <w:t xml:space="preserve">, получатель — территориальный орган Федерального казначейства.</w:t>
+      </w:r>
+    </w:p>
+    <w:p>
+      <w:r>
+        <w:t xml:space="preserve">2.9. </w:t>
+      </w:r>
+      <w:r>
+        <w:t xml:space="preserve">Полномочия подтверждаются свидетельством о рождении, выдано </w:t>
+      </w:r>
+      <w:r>
+        <w:t xml:space="preserve">17.04.2024</w:t>
+      </w:r>
+      <w:r>
+        <w:t xml:space="preserve"> отделом ЗАГС.</w:t>
+      </w:r>
+    </w:p>
     <w:tbl>
       <w:tblPr>
         <w:tblW w:w="9360" w:type="dxa"/>
@@ -690,87 +508,7 @@
           </w:tcPr>
           <w:p>
             <w:r>
-              <w:rPr>
-                <w:b/>
-              </w:rPr>
-              <w:t xml:space="preserve">Исполнитель:</w:t>
-            </w:r>
-          </w:p>
-          <w:p>
-            <w:r>
-              <w:t xml:space="preserve">Смирнов Юрий Петрович</w:t>
-            </w:r>
-          </w:p>
-          <w:p>
-            <w:r>
-              <w:t xml:space="preserve">Индивидуальный предприниматель </w:t>
-            </w:r>
-            <w:r>
-              <w:t xml:space="preserve">Смирнов Юрий Петрович</w:t>
-            </w:r>
-          </w:p>
-          <w:p>
-            <w:r>
-              <w:t xml:space="preserve">Адрес регистрации: </w:t>
-            </w:r>
-            <w:r>
-              <w:t xml:space="preserve">344002, г. Ростов-на-Дону, проезд Строителей, д. 61, кв. 160</w:t>
-            </w:r>
-          </w:p>
-          <w:p>
-            <w:r>
-              <w:t xml:space="preserve">ИНН </w:t>
-            </w:r>
-            <w:r>
-              <w:t xml:space="preserve">730968088081</w:t>
-            </w:r>
-            <w:r>
-              <w:t xml:space="preserve"> ОГРНИП </w:t>
-            </w:r>
-            <w:r>
-              <w:t xml:space="preserve">399454706191918</w:t>
-            </w:r>
-          </w:p>
-          <w:p>
-            <w:r>
-              <w:t xml:space="preserve">р/с </w:t>
-            </w:r>
-            <w:r>
-              <w:t xml:space="preserve">40802810784994078567</w:t>
-            </w:r>
-            <w:r>
-              <w:t xml:space="preserve"> в АО «Тинькофф Банк»</w:t>
-            </w:r>
-            <w:r>
-              <w:t xml:space="preserve">, БИК </w:t>
-            </w:r>
-            <w:r>
-              <w:t xml:space="preserve">044525974</w:t>
-            </w:r>
-          </w:p>
-          <w:p>
-            <w:r>
-              <w:t xml:space="preserve">Тел.: </w:t>
-            </w:r>
-            <w:r>
-              <w:t xml:space="preserve">+7 (383) 483-59-21</w:t>
-            </w:r>
-          </w:p>
-          <w:p>
-            <w:r>
-              <w:t xml:space="preserve">E-mail: </w:t>
-            </w:r>
-            <w:r>
-              <w:t xml:space="preserve">smirnov@gmail.com</w:t>
-            </w:r>
-          </w:p>
-          <w:p/>
-          <w:p>
-            <w:r>
-              <w:t xml:space="preserve">ИП ______________ </w:t>
-            </w:r>
-            <w:r>
-              <w:t xml:space="preserve">Смирнов Ю. П.</w:t>
+              <w:t xml:space="preserve">9</w:t>
             </w:r>
           </w:p>
         </w:tc>
@@ -780,6 +518,355 @@
           </w:tcPr>
           <w:p>
             <w:r>
+              <w:t xml:space="preserve">РУБ.</w:t>
+            </w:r>
+          </w:p>
+        </w:tc>
+      </w:tr>
+    </w:tbl>
+    <w:p>
+      <w:r>
+        <w:t xml:space="preserve">2.10. </w:t>
+      </w:r>
+      <w:r>
+        <w:t xml:space="preserve">Поставке подлежит насос модели </w:t>
+      </w:r>
+      <w:r>
+        <w:t xml:space="preserve">ЭЦВ-6-10-80h</w:t>
+      </w:r>
+      <w:r>
+        <w:t xml:space="preserve"> и кабель марки </w:t>
+      </w:r>
+      <w:r>
+        <w:t xml:space="preserve">ВВГнг(А)-LSt</w:t>
+      </w:r>
+      <w:r>
+        <w:t xml:space="preserve">.</w:t>
+      </w:r>
+    </w:p>
+    <w:p/>
+    <w:p>
+      <w:r>
+        <w:rPr>
+          <w:b/>
+        </w:rPr>
+        <w:t xml:space="preserve">3. МЕСТО И СРОКИ ИСПОЛНЕНИЯ</w:t>
+      </w:r>
+    </w:p>
+    <w:p>
+      <w:r>
+        <w:t xml:space="preserve">3.1. Место исполнения обязательств: </w:t>
+      </w:r>
+      <w:r>
+        <w:t xml:space="preserve">630099, г. Новосибирск, пер. Советская, д. 39, кв. 100</w:t>
+      </w:r>
+      <w:r>
+        <w:t xml:space="preserve">.</w:t>
+      </w:r>
+    </w:p>
+    <w:p>
+      <w:r>
+        <w:t xml:space="preserve">3.2. Уведомления направляются </w:t>
+      </w:r>
+      <w:r>
+        <w:t xml:space="preserve">Семёнову Михаилу Олеговичу</w:t>
+      </w:r>
+      <w:r>
+        <w:t xml:space="preserve"> по телефону </w:t>
+      </w:r>
+      <w:r>
+        <w:t xml:space="preserve">+7 (383) 525-57-55</w:t>
+      </w:r>
+      <w:r>
+        <w:t xml:space="preserve">.</w:t>
+      </w:r>
+    </w:p>
+    <w:p>
+      <w:r>
+        <w:t xml:space="preserve">3.3. Срок исполнения обязательств — </w:t>
+      </w:r>
+      <w:r>
+        <w:t xml:space="preserve">в течение 7 (Семи) дней с момента выставления счета</w:t>
+      </w:r>
+      <w:r>
+        <w:t xml:space="preserve">.</w:t>
+      </w:r>
+    </w:p>
+    <w:p/>
+    <w:p>
+      <w:r>
+        <w:rPr>
+          <w:b/>
+        </w:rPr>
+        <w:t xml:space="preserve">4. ПРОЧИЕ УСЛОВИЯ</w:t>
+      </w:r>
+    </w:p>
+    <w:p>
+      <w:r>
+        <w:t xml:space="preserve">4.1. </w:t>
+      </w:r>
+      <w:r>
+        <w:t xml:space="preserve">Стороны несут ответственность за неисполнение или ненадлежащее исполнение обязательств в соответствии с законодательством Российской Федерации.</w:t>
+      </w:r>
+    </w:p>
+    <w:p>
+      <w:r>
+        <w:t xml:space="preserve">4.2. </w:t>
+      </w:r>
+      <w:r>
+        <w:t xml:space="preserve">Размер неустойки за нарушение сроков оплаты: </w:t>
+      </w:r>
+      <w:r>
+        <w:t xml:space="preserve">1/130 ключевой ставки ЦБ РФ годовых</w:t>
+      </w:r>
+      <w:r>
+        <w:t xml:space="preserve">, но не более </w:t>
+      </w:r>
+      <w:r>
+        <w:t xml:space="preserve">5% от цены Договора</w:t>
+      </w:r>
+      <w:r>
+        <w:t xml:space="preserve">. Предельный размер ответственности: </w:t>
+      </w:r>
+      <w:r>
+        <w:t xml:space="preserve">1/300 ключевой ставки ЦБ РФ от общей суммы счета</w:t>
+      </w:r>
+      <w:r>
+        <w:t xml:space="preserve">.</w:t>
+      </w:r>
+    </w:p>
+    <w:p>
+      <w:r>
+        <w:t xml:space="preserve">4.3. </w:t>
+      </w:r>
+      <w:r>
+        <w:t xml:space="preserve">Стороны освобождаются от ответственности при наступлении обстоятельств непреодолимой силы, если они прямо повлияли на исполнение обязательств.</w:t>
+      </w:r>
+    </w:p>
+    <w:p>
+      <w:r>
+        <w:t xml:space="preserve">4.4. </w:t>
+      </w:r>
+      <w:r>
+        <w:t xml:space="preserve">Сторона, для которой создалась невозможность исполнения, обязана уведомить другую Сторону. Срок уведомления — </w:t>
+      </w:r>
+      <w:r>
+        <w:t xml:space="preserve">не позднее 25.09.2025</w:t>
+      </w:r>
+      <w:r>
+        <w:t xml:space="preserve">.</w:t>
+      </w:r>
+    </w:p>
+    <w:p>
+      <w:r>
+        <w:t xml:space="preserve">4.5. </w:t>
+      </w:r>
+      <w:r>
+        <w:t xml:space="preserve">Все споры и разногласия решаются путём переговоров. Претензионный порядок обязателен, срок ответа на претензию — </w:t>
+      </w:r>
+      <w:r>
+        <w:t xml:space="preserve">в течение 7 календарных дней с момента поступления денежных средств на расчетный счет</w:t>
+      </w:r>
+      <w:r>
+        <w:t xml:space="preserve">.</w:t>
+      </w:r>
+    </w:p>
+    <w:p/>
+    <w:p/>
+    <w:p/>
+    <w:p>
+      <w:r>
+        <w:rPr>
+          <w:b/>
+        </w:rPr>
+        <w:t xml:space="preserve">9. КОНТРОЛЬНЫЕ ВЕЛИЧИНЫ</w:t>
+      </w:r>
+    </w:p>
+    <w:p>
+      <w:r>
+        <w:t xml:space="preserve">9.1. Контрольная запись: </w:t>
+      </w:r>
+      <w:r>
+        <w:rPr>
+          <w:b/>
+        </w:rPr>
+        <w:t xml:space="preserve">95</w:t>
+      </w:r>
+      <w:r>
+        <w:t xml:space="preserve">335/863-сс</w:t>
+      </w:r>
+      <w:r>
+        <w:t xml:space="preserve">.</w:t>
+      </w:r>
+    </w:p>
+    <w:p>
+      <w:r>
+        <w:t xml:space="preserve">9.2. Контрольная запись: </w:t>
+      </w:r>
+      <w:r>
+        <w:rPr>
+          <w:b/>
+        </w:rPr>
+        <w:t xml:space="preserve">2</w:t>
+      </w:r>
+      <w:r>
+        <w:t xml:space="preserve">64 000,3 (Двести шестьдесят четыре тысячи) руб.</w:t>
+      </w:r>
+      <w:r>
+        <w:t xml:space="preserve">.</w:t>
+      </w:r>
+    </w:p>
+    <w:p>
+      <w:r>
+        <w:t xml:space="preserve">9.3. Контрольная запись: </w:t>
+      </w:r>
+      <w:r>
+        <w:rPr>
+          <w:b/>
+        </w:rPr>
+        <w:t xml:space="preserve">1</w:t>
+      </w:r>
+      <w:r>
+        <w:t xml:space="preserve">5 (пятнадцать) процентов от цены Договора</w:t>
+      </w:r>
+      <w:r>
+        <w:t xml:space="preserve">.</w:t>
+      </w:r>
+    </w:p>
+    <w:p>
+      <w:r>
+        <w:t xml:space="preserve">9.4. Контрольная запись: </w:t>
+      </w:r>
+      <w:r>
+        <w:t xml:space="preserve">в течение 3 0  (Тридцати) банковских дней с даты подписания Сторонами акта сдачи-приемки оказанных услуг</w:t>
+      </w:r>
+      <w:r>
+        <w:t xml:space="preserve">.</w:t>
+      </w:r>
+    </w:p>
+    <w:p/>
+    <w:p>
+      <w:r>
+        <w:rPr>
+          <w:b/>
+        </w:rPr>
+        <w:t xml:space="preserve">РЕКВИЗИТЫ И ПОДПИСИ СТОРОН</w:t>
+      </w:r>
+    </w:p>
+    <w:p/>
+    <w:tbl>
+      <w:tblPr>
+        <w:tblW w:w="9360" w:type="dxa"/>
+        <w:tblBorders>
+          <w:top w:val="single" w:sz="4" w:color="auto"/>
+          <w:left w:val="single" w:sz="4" w:color="auto"/>
+          <w:bottom w:val="single" w:sz="4" w:color="auto"/>
+          <w:right w:val="single" w:sz="4" w:color="auto"/>
+          <w:insideH w:val="single" w:sz="4" w:color="auto"/>
+          <w:insideV w:val="single" w:sz="4" w:color="auto"/>
+        </w:tblBorders>
+      </w:tblPr>
+      <w:tblGrid>
+        <w:gridCol w:w="4680"/>
+        <w:gridCol w:w="4680"/>
+      </w:tblGrid>
+      <w:tr>
+        <w:tc>
+          <w:tcPr>
+            <w:tcW w:w="4680" w:type="dxa"/>
+          </w:tcPr>
+          <w:p>
+            <w:r>
+              <w:rPr>
+                <w:b/>
+              </w:rPr>
+              <w:t xml:space="preserve">Исполнитель:</w:t>
+            </w:r>
+          </w:p>
+          <w:p>
+            <w:r>
+              <w:t xml:space="preserve">Смирнов Юрий Петрович</w:t>
+            </w:r>
+          </w:p>
+          <w:p>
+            <w:r>
+              <w:t xml:space="preserve">Индивидуальный предприниматель </w:t>
+            </w:r>
+            <w:r>
+              <w:t xml:space="preserve">Смирнов Юрий Петрович</w:t>
+            </w:r>
+          </w:p>
+          <w:p>
+            <w:r>
+              <w:t xml:space="preserve">Адрес регистрации: </w:t>
+            </w:r>
+            <w:r>
+              <w:t xml:space="preserve">143000, г. Одинцово, ш. Лесная, д. 72, кв. 96</w:t>
+            </w:r>
+          </w:p>
+          <w:p>
+            <w:r>
+              <w:t xml:space="preserve">ИНН </w:t>
+            </w:r>
+            <w:r>
+              <w:t xml:space="preserve">730968088081</w:t>
+            </w:r>
+            <w:r>
+              <w:t xml:space="preserve"> ОГРНИП </w:t>
+            </w:r>
+            <w:r>
+              <w:t xml:space="preserve">399454706191918</w:t>
+            </w:r>
+          </w:p>
+          <w:p>
+            <w:r>
+              <w:t xml:space="preserve">р/с </w:t>
+            </w:r>
+            <w:r>
+              <w:t xml:space="preserve">40802810784994078567</w:t>
+            </w:r>
+            <w:r>
+              <w:t xml:space="preserve"> в АО «Тинькофф Банк»</w:t>
+            </w:r>
+            <w:r>
+              <w:t xml:space="preserve">, БИК </w:t>
+            </w:r>
+            <w:r>
+              <w:t xml:space="preserve">044525974</w:t>
+            </w:r>
+          </w:p>
+          <w:p>
+            <w:r>
+              <w:t xml:space="preserve">Тел.: </w:t>
+            </w:r>
+            <w:r>
+              <w:t xml:space="preserve">+7 (843) 839-21-39</w:t>
+            </w:r>
+          </w:p>
+          <w:p>
+            <w:r>
+              <w:t xml:space="preserve">E-mail: </w:t>
+            </w:r>
+            <w:r>
+              <w:t xml:space="preserve">smirnov@inbox.ru</w:t>
+            </w:r>
+          </w:p>
+          <w:p/>
+          <w:p>
+            <w:r>
+              <w:t xml:space="preserve">ИП ______________ </w:t>
+            </w:r>
+            <w:r>
+              <w:t xml:space="preserve">Смирнов Ю. П.</w:t>
+            </w:r>
+          </w:p>
+        </w:tc>
+        <w:tc>
+          <w:tcPr>
+            <w:tcW w:w="4680" w:type="dxa"/>
+          </w:tcPr>
+          <w:p>
+            <w:r>
               <w:rPr>
                 <w:b/>
               </w:rPr>
@@ -788,7 +875,7 @@
           </w:p>
           <w:p>
             <w:r>
-              <w:t xml:space="preserve">Красногорск, Победы 90</w:t>
+              <w:t xml:space="preserve">Воронеж, Баумана 68</w:t>
             </w:r>
           </w:p>
           <w:p>
@@ -804,7 +891,7 @@
               <w:t xml:space="preserve">Адрес регистрации: </w:t>
             </w:r>
             <w:r>
-              <w:t xml:space="preserve">620014, г. Екатеринбург, наб. Советская, д. 43, кв. 66</w:t>
+              <w:t xml:space="preserve">101000, г. Москва, пер. Садовая, д. 28, кв. 95</w:t>
             </w:r>
           </w:p>
           <w:p>
@@ -843,7 +930,7 @@
               <w:t xml:space="preserve">Тел.: </w:t>
             </w:r>
             <w:r>
-              <w:t xml:space="preserve">+7 (499) 477-30-56</w:t>
+              <w:t xml:space="preserve">+7 (499) 472-44-43</w:t>
             </w:r>
           </w:p>
           <w:p>
@@ -851,7 +938,7 @@
               <w:t xml:space="preserve">E-mail: </w:t>
             </w:r>
             <w:r>
-              <w:t xml:space="preserve">semenov@corp-tehno.ru</w:t>
+              <w:t xml:space="preserve">semenov@romashka.ru</w:t>
             </w:r>
           </w:p>
           <w:p/>

--- a/tests/corpus_v2/docs/services_0012.docx
+++ b/tests/corpus_v2/docs/services_0012.docx
@@ -120,7 +120,7 @@
         <w:t xml:space="preserve">Услуги считаются оказанными после подписания Сторонами акта сдачи-приёмки. Срок оплаты — </w:t>
       </w:r>
       <w:r>
-        <w:t xml:space="preserve">не позднее 18.07.2025</w:t>
+        <w:t xml:space="preserve">не позднее 04.04.2025</w:t>
       </w:r>
       <w:r>
         <w:t xml:space="preserve">.</w:t>
@@ -132,6 +132,101 @@
       </w:r>
       <w:r>
         <w:t xml:space="preserve">Заказчик вправе в любое время проверять ход и качество оказываемых услуг, не вмешиваясь в деятельность Исполнителя.</w:t>
+      </w:r>
+    </w:p>
+    <w:p>
+      <w:r>
+        <w:t xml:space="preserve">1.5. </w:t>
+      </w:r>
+      <w:r>
+        <w:t xml:space="preserve">Партия сопровождается накладной формы ТОРГ-12 № </w:t>
+      </w:r>
+      <w:r>
+        <w:t xml:space="preserve">047192526</w:t>
+      </w:r>
+      <w:r>
+        <w:t xml:space="preserve">. Каталожный номер изделия — </w:t>
+      </w:r>
+      <w:r>
+        <w:t xml:space="preserve">048671072</w:t>
+      </w:r>
+      <w:r>
+        <w:t xml:space="preserve">. Заводской номер насоса — </w:t>
+      </w:r>
+      <w:r>
+        <w:t xml:space="preserve">045289361</w:t>
+      </w:r>
+      <w:r>
+        <w:t xml:space="preserve">.</w:t>
+      </w:r>
+    </w:p>
+    <w:p>
+      <w:r>
+        <w:t xml:space="preserve">1.6. </w:t>
+      </w:r>
+      <w:r>
+        <w:t xml:space="preserve">Расходы отражаются по коду цели </w:t>
+      </w:r>
+      <w:r>
+        <w:t xml:space="preserve">040938170</w:t>
+      </w:r>
+      <w:r>
+        <w:t xml:space="preserve">, установленному приказом Минфина России от 01.12.2010 № 157н. </w:t>
+      </w:r>
+      <w:r>
+        <w:t xml:space="preserve">БИК будет сообщён дополнительно, номер заявки — </w:t>
+      </w:r>
+      <w:r>
+        <w:t xml:space="preserve">048537611</w:t>
+      </w:r>
+      <w:r>
+        <w:t xml:space="preserve">.</w:t>
+      </w:r>
+    </w:p>
+    <w:p>
+      <w:r>
+        <w:t xml:space="preserve">1.7. </w:t>
+      </w:r>
+      <w:r>
+        <w:t xml:space="preserve">Учёт потребления ведётся по лицевому счёту </w:t>
+      </w:r>
+      <w:r>
+        <w:t xml:space="preserve">82363799442</w:t>
+      </w:r>
+      <w:r>
+        <w:t xml:space="preserve">. Приложение к настоящему разделу зарегистрировано за номером </w:t>
+      </w:r>
+      <w:r>
+        <w:t xml:space="preserve">88231308912</w:t>
+      </w:r>
+      <w:r>
+        <w:t xml:space="preserve">. Прибор учёта имеет заводской номер </w:t>
+      </w:r>
+      <w:r>
+        <w:t xml:space="preserve">83148808495</w:t>
+      </w:r>
+      <w:r>
+        <w:t xml:space="preserve">.</w:t>
+      </w:r>
+    </w:p>
+    <w:p>
+      <w:r>
+        <w:t xml:space="preserve">1.8. </w:t>
+      </w:r>
+      <w:r>
+        <w:t xml:space="preserve">Партия внесена в реестр под номером </w:t>
+      </w:r>
+      <w:r>
+        <w:t xml:space="preserve">87502981800</w:t>
+      </w:r>
+      <w:r>
+        <w:t xml:space="preserve">, как предусмотрено пунктом 2 статьи 434 Гражданского кодекса Российской Федерации. Уведомление о регистрации имеет исходящий № </w:t>
+      </w:r>
+      <w:r>
+        <w:t xml:space="preserve">81703330299</w:t>
+      </w:r>
+      <w:r>
+        <w:t xml:space="preserve">.</w:t>
       </w:r>
     </w:p>
     <w:p/>
@@ -170,7 +265,7 @@
         <w:t xml:space="preserve">2.3. Срок оплаты — </w:t>
       </w:r>
       <w:r>
-        <w:t xml:space="preserve">в течение 20 рабочих дней с момента заключения контракта</w:t>
+        <w:t xml:space="preserve">в течение 3 рабочих дней с момента заключения контракта</w:t>
       </w:r>
       <w:r>
         <w:t xml:space="preserve">.</w:t>
@@ -190,7 +285,7 @@
         <w:t xml:space="preserve">, артикул </w:t>
       </w:r>
       <w:r>
-        <w:t xml:space="preserve">RM-7644-93</w:t>
+        <w:t xml:space="preserve">RM-5961-65</w:t>
       </w:r>
       <w:r>
         <w:t xml:space="preserve">, код </w:t>
@@ -250,49 +345,49 @@
         <w:t xml:space="preserve">. Товар отгружается с сопроводительным документом паспорт качества № </w:t>
       </w:r>
       <w:r>
-        <w:t xml:space="preserve">08 02 666885</w:t>
+        <w:t xml:space="preserve">13 17 561825</w:t>
       </w:r>
       <w:r>
         <w:t xml:space="preserve">. К партии приложен паспорт изделия № </w:t>
       </w:r>
       <w:r>
-        <w:t xml:space="preserve">66 19 577100</w:t>
+        <w:t xml:space="preserve">11 01 311957</w:t>
       </w:r>
       <w:r>
         <w:t xml:space="preserve">. Оборудование поставляется с паспортом транспортного средства № </w:t>
       </w:r>
       <w:r>
-        <w:t xml:space="preserve">23 06 087681</w:t>
+        <w:t xml:space="preserve">55 24 621413</w:t>
       </w:r>
       <w:r>
         <w:t xml:space="preserve">. Приёмка производится согласно техническому паспорту </w:t>
       </w:r>
       <w:r>
-        <w:t xml:space="preserve">53 03 154351</w:t>
+        <w:t xml:space="preserve">90 10 066786</w:t>
       </w:r>
       <w:r>
         <w:t xml:space="preserve">. СНИЛС не указан, номер заказа </w:t>
       </w:r>
       <w:r>
-        <w:t xml:space="preserve">977-795-793 93</w:t>
+        <w:t xml:space="preserve">799-633-720 60</w:t>
       </w:r>
       <w:r>
         <w:t xml:space="preserve">. Дата рождения не проставлена, документ выдан </w:t>
       </w:r>
       <w:r>
-        <w:t xml:space="preserve">06.03.2018</w:t>
+        <w:t xml:space="preserve">10.04.2023</w:t>
       </w:r>
       <w:r>
         <w:t xml:space="preserve">. Код подразделения, см. артикул </w:t>
       </w:r>
       <w:r>
-        <w:t xml:space="preserve">935-765</w:t>
+        <w:t xml:space="preserve">377-708</w:t>
       </w:r>
       <w:r>
         <w:t xml:space="preserve">. Цена — </w:t>
       </w:r>
       <w:r>
-        <w:t xml:space="preserve">не менее 378 000 (Трёхсот семидесяти восьми тысяч) рублей</w:t>
+        <w:t xml:space="preserve">не менее 3 650 000 (Трёх миллионов шестисот пятидесяти тысяч) рублей</w:t>
       </w:r>
       <w:r>
         <w:t xml:space="preserve">, в т.ч. НДС </w:t>
@@ -312,25 +407,25 @@
         <w:t xml:space="preserve">Товар маркирован штрихкодом </w:t>
       </w:r>
       <w:r>
-        <w:t xml:space="preserve">4601703330299</w:t>
+        <w:t xml:space="preserve">4601529261568</w:t>
       </w:r>
       <w:r>
         <w:t xml:space="preserve">. Код контрагента по ОКПО — </w:t>
       </w:r>
       <w:r>
-        <w:t xml:space="preserve">5912158719</w:t>
+        <w:t xml:space="preserve">2630357779</w:t>
       </w:r>
       <w:r>
         <w:t xml:space="preserve">. Оборудование учтено под инвентарным номером </w:t>
       </w:r>
       <w:r>
-        <w:t xml:space="preserve">048115447</w:t>
+        <w:t xml:space="preserve">044658851</w:t>
       </w:r>
       <w:r>
         <w:t xml:space="preserve">, складской позиции присвоен номер </w:t>
       </w:r>
       <w:r>
-        <w:t xml:space="preserve">178694026</w:t>
+        <w:t xml:space="preserve">666769621</w:t>
       </w:r>
       <w:r>
         <w:t xml:space="preserve">.</w:t>
@@ -344,19 +439,19 @@
         <w:t xml:space="preserve">Оплата по счёту-фактуре на КБК </w:t>
       </w:r>
       <w:r>
-        <w:t xml:space="preserve">18210101011011000146</w:t>
+        <w:t xml:space="preserve">18210101011011000120</w:t>
       </w:r>
       <w:r>
         <w:t xml:space="preserve">. ИНН не присвоен, регистрационный № </w:t>
       </w:r>
       <w:r>
-        <w:t xml:space="preserve">9567133439</w:t>
+        <w:t xml:space="preserve">5336625445</w:t>
       </w:r>
       <w:r>
         <w:t xml:space="preserve">. ИНН не присвоен, платёжный документ № </w:t>
       </w:r>
       <w:r>
-        <w:t xml:space="preserve">384115793772</w:t>
+        <w:t xml:space="preserve">583172017281</w:t>
       </w:r>
       <w:r>
         <w:t xml:space="preserve">. Заказчик действует в лице </w:t>
@@ -376,7 +471,7 @@
         <w:t xml:space="preserve">Массовая доля влаги в товаре — </w:t>
       </w:r>
       <w:r>
-        <w:t xml:space="preserve">не более 16 %</w:t>
+        <w:t xml:space="preserve">не более 8 %</w:t>
       </w:r>
       <w:r>
         <w:t xml:space="preserve">. Товар подлежит хранению </w:t>
@@ -451,7 +546,7 @@
           </w:tcPr>
           <w:p>
             <w:r>
-              <w:t xml:space="preserve">4379873740</w:t>
+              <w:t xml:space="preserve">7214000474</w:t>
             </w:r>
           </w:p>
         </w:tc>
@@ -479,7 +574,7 @@
         <w:t xml:space="preserve">Полномочия подтверждаются свидетельством о рождении, выдано </w:t>
       </w:r>
       <w:r>
-        <w:t xml:space="preserve">17.04.2024</w:t>
+        <w:t xml:space="preserve">01.04.2015</w:t>
       </w:r>
       <w:r>
         <w:t xml:space="preserve"> отделом ЗАГС.</w:t>
@@ -508,7 +603,7 @@
           </w:tcPr>
           <w:p>
             <w:r>
-              <w:t xml:space="preserve">9</w:t>
+              <w:t xml:space="preserve">5</w:t>
             </w:r>
           </w:p>
         </w:tc>
@@ -558,7 +653,7 @@
         <w:t xml:space="preserve">3.1. Место исполнения обязательств: </w:t>
       </w:r>
       <w:r>
-        <w:t xml:space="preserve">630099, г. Новосибирск, пер. Советская, д. 39, кв. 100</w:t>
+        <w:t xml:space="preserve">143000, г. Одинцово, ул. Полевая, д. 68, кв. 112</w:t>
       </w:r>
       <w:r>
         <w:t xml:space="preserve">.</w:t>
@@ -575,7 +670,7 @@
         <w:t xml:space="preserve"> по телефону </w:t>
       </w:r>
       <w:r>
-        <w:t xml:space="preserve">+7 (383) 525-57-55</w:t>
+        <w:t xml:space="preserve">+7 (843) 947-85-63</w:t>
       </w:r>
       <w:r>
         <w:t xml:space="preserve">.</w:t>
@@ -586,7 +681,111 @@
         <w:t xml:space="preserve">3.3. Срок исполнения обязательств — </w:t>
       </w:r>
       <w:r>
-        <w:t xml:space="preserve">в течение 7 (Семи) дней с момента выставления счета</w:t>
+        <w:t xml:space="preserve">в течение 45 (Сорока пяти) дней с момента выставления счета</w:t>
+      </w:r>
+      <w:r>
+        <w:t xml:space="preserve">.</w:t>
+      </w:r>
+    </w:p>
+    <w:p>
+      <w:r>
+        <w:t xml:space="preserve">3.4. </w:t>
+      </w:r>
+      <w:r>
+        <w:t xml:space="preserve">Оплата производится за счёт бюджетных средств, КБК </w:t>
+      </w:r>
+      <w:r>
+        <w:t xml:space="preserve">18223983906912270114</w:t>
+      </w:r>
+      <w:r>
+        <w:t xml:space="preserve">. Счётчик имеет заводской номер </w:t>
+      </w:r>
+      <w:r>
+        <w:t xml:space="preserve">39641510794642513663</w:t>
+      </w:r>
+      <w:r>
+        <w:t xml:space="preserve">.</w:t>
+      </w:r>
+    </w:p>
+    <w:p>
+      <w:r>
+        <w:t xml:space="preserve">3.5. </w:t>
+      </w:r>
+      <w:r>
+        <w:t xml:space="preserve">В счёте на оплату указывается УИН </w:t>
+      </w:r>
+      <w:r>
+        <w:t xml:space="preserve">18209917191759415952</w:t>
+      </w:r>
+      <w:r>
+        <w:t xml:space="preserve">. Счёт-проформа зарегистрирован за номером </w:t>
+      </w:r>
+      <w:r>
+        <w:t xml:space="preserve">77022791897411247714</w:t>
+      </w:r>
+      <w:r>
+        <w:t xml:space="preserve">. Списание со счёта производится в очерёдности статьи 855 Гражданского кодекса Российской Федерации, код вида дохода </w:t>
+      </w:r>
+      <w:r>
+        <w:t xml:space="preserve">18210237634182042724</w:t>
+      </w:r>
+      <w:r>
+        <w:t xml:space="preserve">.</w:t>
+      </w:r>
+    </w:p>
+    <w:p>
+      <w:r>
+        <w:t xml:space="preserve">3.6. </w:t>
+      </w:r>
+      <w:r>
+        <w:t xml:space="preserve">ИНН иностранному контрагенту не присваивается, номер в торговом реестре </w:t>
+      </w:r>
+      <w:r>
+        <w:t xml:space="preserve">5487555894</w:t>
+      </w:r>
+      <w:r>
+        <w:t xml:space="preserve">. ИНН указан в приложении, номер спецификации </w:t>
+      </w:r>
+      <w:r>
+        <w:t xml:space="preserve">1537960489</w:t>
+      </w:r>
+      <w:r>
+        <w:t xml:space="preserve">. ИНН присваивается в порядке статьи 84 Налогового кодекса Российской Федерации; номер решения о постановке на учёт — </w:t>
+      </w:r>
+      <w:r>
+        <w:t xml:space="preserve">0269314079</w:t>
+      </w:r>
+      <w:r>
+        <w:t xml:space="preserve">.</w:t>
+      </w:r>
+    </w:p>
+    <w:p>
+      <w:r>
+        <w:t xml:space="preserve">3.7. </w:t>
+      </w:r>
+      <w:r>
+        <w:t xml:space="preserve">Регистрационный номер партии товара — </w:t>
+      </w:r>
+      <w:r>
+        <w:t xml:space="preserve">1067678174</w:t>
+      </w:r>
+      <w:r>
+        <w:t xml:space="preserve">. Массовая доля примеси в товаре — не более </w:t>
+      </w:r>
+      <w:r>
+        <w:t xml:space="preserve">1,7 %</w:t>
+      </w:r>
+      <w:r>
+        <w:t xml:space="preserve">. Прибор имеет погрешность не более </w:t>
+      </w:r>
+      <w:r>
+        <w:t xml:space="preserve">0,8 %</w:t>
+      </w:r>
+      <w:r>
+        <w:t xml:space="preserve">. Оборудованию присвоен заводской номер </w:t>
+      </w:r>
+      <w:r>
+        <w:t xml:space="preserve">5904904779</w:t>
       </w:r>
       <w:r>
         <w:t xml:space="preserve">.</w:t>
@@ -651,7 +850,7 @@
         <w:t xml:space="preserve">Сторона, для которой создалась невозможность исполнения, обязана уведомить другую Сторону. Срок уведомления — </w:t>
       </w:r>
       <w:r>
-        <w:t xml:space="preserve">не позднее 25.09.2025</w:t>
+        <w:t xml:space="preserve">не позднее 14.02.2025</w:t>
       </w:r>
       <w:r>
         <w:t xml:space="preserve">.</w:t>
@@ -665,7 +864,125 @@
         <w:t xml:space="preserve">Все споры и разногласия решаются путём переговоров. Претензионный порядок обязателен, срок ответа на претензию — </w:t>
       </w:r>
       <w:r>
-        <w:t xml:space="preserve">в течение 7 календарных дней с момента поступления денежных средств на расчетный счет</w:t>
+        <w:t xml:space="preserve">в течение 3 календарных дней с момента поступления денежных средств на расчетный счет</w:t>
+      </w:r>
+      <w:r>
+        <w:t xml:space="preserve">.</w:t>
+      </w:r>
+    </w:p>
+    <w:p>
+      <w:r>
+        <w:t xml:space="preserve">4.6. </w:t>
+      </w:r>
+      <w:r>
+        <w:t xml:space="preserve">ИНН физического лица не приводится; лицевой счёт — </w:t>
+      </w:r>
+      <w:r>
+        <w:t xml:space="preserve">253802797053</w:t>
+      </w:r>
+      <w:r>
+        <w:t xml:space="preserve">. ИНН см. приложение; номенклатурный код — </w:t>
+      </w:r>
+      <w:r>
+        <w:t xml:space="preserve">794733169754</w:t>
+      </w:r>
+      <w:r>
+        <w:t xml:space="preserve">. Обработка ИНН ведётся по статье 86 Налогового кодекса Российской Федерации, запрос № </w:t>
+      </w:r>
+      <w:r>
+        <w:t xml:space="preserve">967462103896</w:t>
+      </w:r>
+      <w:r>
+        <w:t xml:space="preserve">.</w:t>
+      </w:r>
+    </w:p>
+    <w:p>
+      <w:r>
+        <w:t xml:space="preserve">4.7. </w:t>
+      </w:r>
+      <w:r>
+        <w:t xml:space="preserve">Товарная накладная на партию имеет номер </w:t>
+      </w:r>
+      <w:r>
+        <w:t xml:space="preserve">407706862471</w:t>
+      </w:r>
+      <w:r>
+        <w:t xml:space="preserve">. Заводской номер контрольного модуля — </w:t>
+      </w:r>
+      <w:r>
+        <w:t xml:space="preserve">297915502093</w:t>
+      </w:r>
+      <w:r>
+        <w:t xml:space="preserve">. Уклон монтируемой кровли составляет </w:t>
+      </w:r>
+      <w:r>
+        <w:t xml:space="preserve">2 %</w:t>
+      </w:r>
+      <w:r>
+        <w:t xml:space="preserve">.</w:t>
+      </w:r>
+    </w:p>
+    <w:p>
+      <w:r>
+        <w:t xml:space="preserve">4.8. </w:t>
+      </w:r>
+      <w:r>
+        <w:t xml:space="preserve">Предельная доля иностранного участия по закону — </w:t>
+      </w:r>
+      <w:r>
+        <w:t xml:space="preserve">49 %</w:t>
+      </w:r>
+      <w:r>
+        <w:t xml:space="preserve">, как предусмотрено Федеральным законом о порядке осуществления иностранных инвестиций. Приложение № 3 к Договору содержит долю брака, не превышающую </w:t>
+      </w:r>
+      <w:r>
+        <w:t xml:space="preserve">0,6 %</w:t>
+      </w:r>
+      <w:r>
+        <w:t xml:space="preserve">.</w:t>
+      </w:r>
+    </w:p>
+    <w:p>
+      <w:r>
+        <w:t xml:space="preserve">4.9. </w:t>
+      </w:r>
+      <w:r>
+        <w:t xml:space="preserve">Изготовитель установил срок годности </w:t>
+      </w:r>
+      <w:r>
+        <w:t xml:space="preserve">в течение 12 месяцев</w:t>
+      </w:r>
+      <w:r>
+        <w:t xml:space="preserve"> с даты изготовления. Бетонная смесь выдерживается </w:t>
+      </w:r>
+      <w:r>
+        <w:t xml:space="preserve">в течение 24 часов</w:t>
+      </w:r>
+      <w:r>
+        <w:t xml:space="preserve"> при температуре не ниже +5 °C.</w:t>
+      </w:r>
+    </w:p>
+    <w:p>
+      <w:r>
+        <w:t xml:space="preserve">4.10. </w:t>
+      </w:r>
+      <w:r>
+        <w:t xml:space="preserve">Претензии по качеству работ предъявляются </w:t>
+      </w:r>
+      <w:r>
+        <w:t xml:space="preserve">в течение одного года</w:t>
+      </w:r>
+      <w:r>
+        <w:t xml:space="preserve">, как установлено статьёй 725 Гражданского кодекса Российской Федерации. Общество осуществляет деятельность </w:t>
+      </w:r>
+      <w:r>
+        <w:t xml:space="preserve">в течение 12 лет</w:t>
+      </w:r>
+      <w:r>
+        <w:t xml:space="preserve">. Отчётный период оканчивается </w:t>
+      </w:r>
+      <w:r>
+        <w:t xml:space="preserve">не позднее 17.09.2025</w:t>
       </w:r>
       <w:r>
         <w:t xml:space="preserve">.</w:t>
@@ -690,10 +1007,10 @@
         <w:rPr>
           <w:b/>
         </w:rPr>
-        <w:t xml:space="preserve">95</w:t>
-      </w:r>
-      <w:r>
-        <w:t xml:space="preserve">335/863-сс</w:t>
+        <w:t xml:space="preserve">42</w:t>
+      </w:r>
+      <w:r>
+        <w:t xml:space="preserve">455/193-сс</w:t>
       </w:r>
       <w:r>
         <w:t xml:space="preserve">.</w:t>
@@ -707,10 +1024,10 @@
         <w:rPr>
           <w:b/>
         </w:rPr>
-        <w:t xml:space="preserve">2</w:t>
-      </w:r>
-      <w:r>
-        <w:t xml:space="preserve">64 000,3 (Двести шестьдесят четыре тысячи) руб.</w:t>
+        <w:t xml:space="preserve">8</w:t>
+      </w:r>
+      <w:r>
+        <w:t xml:space="preserve">38 000,1 (Восемьсот тридцать восемь тысяч) руб.</w:t>
       </w:r>
       <w:r>
         <w:t xml:space="preserve">.</w:t>
@@ -724,10 +1041,10 @@
         <w:rPr>
           <w:b/>
         </w:rPr>
-        <w:t xml:space="preserve">1</w:t>
-      </w:r>
-      <w:r>
-        <w:t xml:space="preserve">5 (пятнадцать) процентов от цены Договора</w:t>
+        <w:t xml:space="preserve">1/1</w:t>
+      </w:r>
+      <w:r>
+        <w:t xml:space="preserve">50 ключевой ставки ЦБ РФ годовых</w:t>
       </w:r>
       <w:r>
         <w:t xml:space="preserve">.</w:t>
@@ -738,7 +1055,7 @@
         <w:t xml:space="preserve">9.4. Контрольная запись: </w:t>
       </w:r>
       <w:r>
-        <w:t xml:space="preserve">в течение 3 0  (Тридцати) банковских дней с даты подписания Сторонами акта сдачи-приемки оказанных услуг</w:t>
+        <w:t xml:space="preserve">не позднее 27.06.20 2 6</w:t>
       </w:r>
       <w:r>
         <w:t xml:space="preserve">.</w:t>
@@ -801,7 +1118,7 @@
               <w:t xml:space="preserve">Адрес регистрации: </w:t>
             </w:r>
             <w:r>
-              <w:t xml:space="preserve">143000, г. Одинцово, ш. Лесная, д. 72, кв. 96</w:t>
+              <w:t xml:space="preserve">170100, г. Тверь, ш. Профсоюзная, д. 64, кв. 35</w:t>
             </w:r>
           </w:p>
           <w:p>
@@ -840,7 +1157,7 @@
               <w:t xml:space="preserve">Тел.: </w:t>
             </w:r>
             <w:r>
-              <w:t xml:space="preserve">+7 (843) 839-21-39</w:t>
+              <w:t xml:space="preserve">+7 (499) 530-20-17</w:t>
             </w:r>
           </w:p>
           <w:p>
@@ -848,7 +1165,7 @@
               <w:t xml:space="preserve">E-mail: </w:t>
             </w:r>
             <w:r>
-              <w:t xml:space="preserve">smirnov@inbox.ru</w:t>
+              <w:t xml:space="preserve">smirnov@gmail.com</w:t>
             </w:r>
           </w:p>
           <w:p/>
@@ -875,7 +1192,7 @@
           </w:p>
           <w:p>
             <w:r>
-              <w:t xml:space="preserve">Воронеж, Баумана 68</w:t>
+              <w:t xml:space="preserve">Красногорск, Лесная 77</w:t>
             </w:r>
           </w:p>
           <w:p>
@@ -891,7 +1208,7 @@
               <w:t xml:space="preserve">Адрес регистрации: </w:t>
             </w:r>
             <w:r>
-              <w:t xml:space="preserve">101000, г. Москва, пер. Садовая, д. 28, кв. 95</w:t>
+              <w:t xml:space="preserve">141400, г. Химки, ш. Пушкина, д. 21, кв. 34</w:t>
             </w:r>
           </w:p>
           <w:p>
@@ -930,7 +1247,7 @@
               <w:t xml:space="preserve">Тел.: </w:t>
             </w:r>
             <w:r>
-              <w:t xml:space="preserve">+7 (499) 472-44-43</w:t>
+              <w:t xml:space="preserve">+7 (843) 189-60-85</w:t>
             </w:r>
           </w:p>
           <w:p>
@@ -938,7 +1255,7 @@
               <w:t xml:space="preserve">E-mail: </w:t>
             </w:r>
             <w:r>
-              <w:t xml:space="preserve">semenov@romashka.ru</w:t>
+              <w:t xml:space="preserve">semenov@yandex.ru</w:t>
             </w:r>
           </w:p>
           <w:p/>

--- a/tests/corpus_v2/docs/services_0012.docx
+++ b/tests/corpus_v2/docs/services_0012.docx
@@ -1056,6 +1056,37 @@
       </w:r>
       <w:r>
         <w:t xml:space="preserve">не позднее 27.06.20 2 6</w:t>
+      </w:r>
+      <w:r>
+        <w:t xml:space="preserve">.</w:t>
+      </w:r>
+    </w:p>
+    <w:p/>
+    <w:p>
+      <w:r>
+        <w:rPr>
+          <w:b/>
+        </w:rPr>
+        <w:t xml:space="preserve">6. ОСОБЫЕ УСЛОВИЯ ОТДЕЛЬНЫХ ВИДОВ ДАННЫХ</w:t>
+      </w:r>
+    </w:p>
+    <w:p>
+      <w:r>
+        <w:t xml:space="preserve">6.1. Полномочия представителя подтверждены доверенностью, реестровый номер </w:t>
+      </w:r>
+      <w:r>
+        <w:t xml:space="preserve">23/5-н/23-2025-2-1104</w:t>
+      </w:r>
+      <w:r>
+        <w:t xml:space="preserve">.</w:t>
+      </w:r>
+    </w:p>
+    <w:p>
+      <w:r>
+        <w:t xml:space="preserve">6.2. Для сопоставления в учёте указывается: </w:t>
+      </w:r>
+      <w:r>
+        <w:t xml:space="preserve">срок действия 12/2024-06/2025</w:t>
       </w:r>
       <w:r>
         <w:t xml:space="preserve">.</w:t>

--- a/tests/corpus_v2/docs/services_0012.docx
+++ b/tests/corpus_v2/docs/services_0012.docx
@@ -1072,21 +1072,87 @@
     </w:p>
     <w:p>
       <w:r>
-        <w:t xml:space="preserve">6.1. Полномочия представителя подтверждены доверенностью, реестровый номер </w:t>
-      </w:r>
-      <w:r>
-        <w:t xml:space="preserve">23/5-н/23-2025-2-1104</w:t>
-      </w:r>
-      <w:r>
-        <w:t xml:space="preserve">.</w:t>
-      </w:r>
-    </w:p>
-    <w:p>
-      <w:r>
-        <w:t xml:space="preserve">6.2. Для сопоставления в учёте указывается: </w:t>
-      </w:r>
-      <w:r>
-        <w:t xml:space="preserve">срок действия 12/2024-06/2025</w:t>
+        <w:t xml:space="preserve">6.1. Работы выполняются на основании ранее заключённого Договора № </w:t>
+      </w:r>
+      <w:r>
+        <w:t xml:space="preserve">01Ф-00034/16-124Д</w:t>
+      </w:r>
+      <w:r>
+        <w:t xml:space="preserve"> между теми же сторонами.</w:t>
+      </w:r>
+    </w:p>
+    <w:p>
+      <w:r>
+        <w:t xml:space="preserve">6.2. Первичные документы: </w:t>
+      </w:r>
+      <w:r>
+        <w:t xml:space="preserve">счёт-фактура выставлена без ссылки на номер</w:t>
+      </w:r>
+      <w:r>
+        <w:t xml:space="preserve">.</w:t>
+      </w:r>
+    </w:p>
+    <w:p>
+      <w:r>
+        <w:t xml:space="preserve">6.3. Запись о лицензии внесена в реестр за регистрационным номером </w:t>
+      </w:r>
+      <w:r>
+        <w:t xml:space="preserve">268530417</w:t>
+      </w:r>
+      <w:r>
+        <w:t xml:space="preserve">.</w:t>
+      </w:r>
+    </w:p>
+    <w:p>
+      <w:r>
+        <w:t xml:space="preserve">6.4. Внутренний учёт ведётся отдельно: </w:t>
+      </w:r>
+      <w:r>
+        <w:t xml:space="preserve">номер заявки 987654321</w:t>
+      </w:r>
+      <w:r>
+        <w:t xml:space="preserve">.</w:t>
+      </w:r>
+    </w:p>
+    <w:p>
+      <w:r>
+        <w:t xml:space="preserve">6.5. Полномочия представителя подтверждены доверенностью, реестровый номер </w:t>
+      </w:r>
+      <w:r>
+        <w:t xml:space="preserve">16/89-н/16-2024-3-215</w:t>
+      </w:r>
+      <w:r>
+        <w:t xml:space="preserve">.</w:t>
+      </w:r>
+    </w:p>
+    <w:p>
+      <w:r>
+        <w:t xml:space="preserve">6.6. Для сопоставления в учёте указывается: </w:t>
+      </w:r>
+      <w:r>
+        <w:t xml:space="preserve">ГОСТ Р 52044-2003</w:t>
+      </w:r>
+      <w:r>
+        <w:t xml:space="preserve">.</w:t>
+      </w:r>
+    </w:p>
+    <w:p>
+      <w:r>
+        <w:t xml:space="preserve">6.7. Решение принято большинством в </w:t>
+      </w:r>
+      <w:r>
+        <w:t xml:space="preserve">75 % голосов</w:t>
+      </w:r>
+      <w:r>
+        <w:t xml:space="preserve"> от общего числа голосов членов совета директоров.</w:t>
+      </w:r>
+    </w:p>
+    <w:p>
+      <w:r>
+        <w:t xml:space="preserve">6.8. Кворум определяется уставом: </w:t>
+      </w:r>
+      <w:r>
+        <w:t xml:space="preserve">большинством голосов присутствующих участников</w:t>
       </w:r>
       <w:r>
         <w:t xml:space="preserve">.</w:t>

--- a/tests/corpus_v2/docs/services_0012.docx
+++ b/tests/corpus_v2/docs/services_0012.docx
@@ -1072,10 +1072,32 @@
     </w:p>
     <w:p>
       <w:r>
-        <w:t xml:space="preserve">6.1. Работы выполняются на основании ранее заключённого Договора № </w:t>
-      </w:r>
-      <w:r>
-        <w:t xml:space="preserve">01Ф-00034/16-124Д</w:t>
+        <w:t xml:space="preserve">6.1. Стороны ранее заключили </w:t>
+      </w:r>
+      <w:r>
+        <w:t xml:space="preserve">договор подряда</w:t>
+      </w:r>
+      <w:r>
+        <w:t xml:space="preserve"> на сопоставимых условиях.</w:t>
+      </w:r>
+    </w:p>
+    <w:p>
+      <w:r>
+        <w:t xml:space="preserve">6.2. Прочие условия: </w:t>
+      </w:r>
+      <w:r>
+        <w:t xml:space="preserve">отношения сторон регулируются гражданским законодательством</w:t>
+      </w:r>
+      <w:r>
+        <w:t xml:space="preserve">.</w:t>
+      </w:r>
+    </w:p>
+    <w:p>
+      <w:r>
+        <w:t xml:space="preserve">6.3. Работы выполняются на основании ранее заключённого Договора № </w:t>
+      </w:r>
+      <w:r>
+        <w:t xml:space="preserve">СУБ-44/2023</w:t>
       </w:r>
       <w:r>
         <w:t xml:space="preserve"> между теми же сторонами.</w:t>
@@ -1083,29 +1105,73 @@
     </w:p>
     <w:p>
       <w:r>
-        <w:t xml:space="preserve">6.2. Первичные документы: </w:t>
-      </w:r>
-      <w:r>
-        <w:t xml:space="preserve">счёт-фактура выставлена без ссылки на номер</w:t>
-      </w:r>
-      <w:r>
-        <w:t xml:space="preserve">.</w:t>
-      </w:r>
-    </w:p>
-    <w:p>
-      <w:r>
-        <w:t xml:space="preserve">6.3. Запись о лицензии внесена в реестр за регистрационным номером </w:t>
-      </w:r>
-      <w:r>
-        <w:t xml:space="preserve">268530417</w:t>
-      </w:r>
-      <w:r>
-        <w:t xml:space="preserve">.</w:t>
-      </w:r>
-    </w:p>
-    <w:p>
-      <w:r>
-        <w:t xml:space="preserve">6.4. Внутренний учёт ведётся отдельно: </w:t>
+        <w:t xml:space="preserve">6.4. Первичные документы: </w:t>
+      </w:r>
+      <w:r>
+        <w:t xml:space="preserve">лицензия Л035-01298-77/00123456 Рособрнадзора</w:t>
+      </w:r>
+      <w:r>
+        <w:t xml:space="preserve">.</w:t>
+      </w:r>
+    </w:p>
+    <w:p>
+      <w:r>
+        <w:t xml:space="preserve">6.5. Паспорт гражданина Российской Федерации выдан </w:t>
+      </w:r>
+      <w:r>
+        <w:t xml:space="preserve">Отделением по вопросам миграции ОМВД России по Кировскому району</w:t>
+      </w:r>
+      <w:r>
+        <w:t xml:space="preserve">, паспорт предъявлен при подписании.</w:t>
+      </w:r>
+    </w:p>
+    <w:p>
+      <w:r>
+        <w:t xml:space="preserve">6.6. Сопутствующие сведения: </w:t>
+      </w:r>
+      <w:r>
+        <w:t xml:space="preserve">доверенность выдана сроком на три года без права передоверия</w:t>
+      </w:r>
+      <w:r>
+        <w:t xml:space="preserve">.</w:t>
+      </w:r>
+    </w:p>
+    <w:p>
+      <w:r>
+        <w:t xml:space="preserve">6.7. Запись о государственной регистрации внесена регистрирующим органом: </w:t>
+      </w:r>
+      <w:r>
+        <w:t xml:space="preserve">Межрайонная ИФНС России № 46 по г. Москве</w:t>
+      </w:r>
+      <w:r>
+        <w:t xml:space="preserve">.</w:t>
+      </w:r>
+    </w:p>
+    <w:p>
+      <w:r>
+        <w:t xml:space="preserve">6.8. Общие сведения о регистрации: </w:t>
+      </w:r>
+      <w:r>
+        <w:t xml:space="preserve">отчётность представляется в налоговый орган по месту учёта</w:t>
+      </w:r>
+      <w:r>
+        <w:t xml:space="preserve">.</w:t>
+      </w:r>
+    </w:p>
+    <w:p>
+      <w:r>
+        <w:t xml:space="preserve">6.9. Запись о лицензии внесена в реестр за регистрационным номером </w:t>
+      </w:r>
+      <w:r>
+        <w:t xml:space="preserve">509118266</w:t>
+      </w:r>
+      <w:r>
+        <w:t xml:space="preserve">.</w:t>
+      </w:r>
+    </w:p>
+    <w:p>
+      <w:r>
+        <w:t xml:space="preserve">6.10. Внутренний учёт ведётся отдельно: </w:t>
       </w:r>
       <w:r>
         <w:t xml:space="preserve">номер заявки 987654321</w:t>
@@ -1116,32 +1182,32 @@
     </w:p>
     <w:p>
       <w:r>
-        <w:t xml:space="preserve">6.5. Полномочия представителя подтверждены доверенностью, реестровый номер </w:t>
-      </w:r>
-      <w:r>
-        <w:t xml:space="preserve">16/89-н/16-2024-3-215</w:t>
-      </w:r>
-      <w:r>
-        <w:t xml:space="preserve">.</w:t>
-      </w:r>
-    </w:p>
-    <w:p>
-      <w:r>
-        <w:t xml:space="preserve">6.6. Для сопоставления в учёте указывается: </w:t>
-      </w:r>
-      <w:r>
-        <w:t xml:space="preserve">ГОСТ Р 52044-2003</w:t>
-      </w:r>
-      <w:r>
-        <w:t xml:space="preserve">.</w:t>
-      </w:r>
-    </w:p>
-    <w:p>
-      <w:r>
-        <w:t xml:space="preserve">6.7. Решение принято большинством в </w:t>
-      </w:r>
-      <w:r>
-        <w:t xml:space="preserve">75 % голосов</w:t>
+        <w:t xml:space="preserve">6.11. Полномочия представителя подтверждены доверенностью, реестровый номер </w:t>
+      </w:r>
+      <w:r>
+        <w:t xml:space="preserve">23/5-н/23-2025-2-1104</w:t>
+      </w:r>
+      <w:r>
+        <w:t xml:space="preserve">.</w:t>
+      </w:r>
+    </w:p>
+    <w:p>
+      <w:r>
+        <w:t xml:space="preserve">6.12. Для сопоставления в учёте указывается: </w:t>
+      </w:r>
+      <w:r>
+        <w:t xml:space="preserve">кадастровый номер 77:01:0004012:2211</w:t>
+      </w:r>
+      <w:r>
+        <w:t xml:space="preserve">.</w:t>
+      </w:r>
+    </w:p>
+    <w:p>
+      <w:r>
+        <w:t xml:space="preserve">6.13. Решение принято большинством в </w:t>
+      </w:r>
+      <w:r>
+        <w:t xml:space="preserve">51 % акций</w:t>
       </w:r>
       <w:r>
         <w:t xml:space="preserve"> от общего числа голосов членов совета директоров.</w:t>
@@ -1149,7 +1215,7 @@
     </w:p>
     <w:p>
       <w:r>
-        <w:t xml:space="preserve">6.8. Кворум определяется уставом: </w:t>
+        <w:t xml:space="preserve">6.14. Кворум определяется уставом: </w:t>
       </w:r>
       <w:r>
         <w:t xml:space="preserve">большинством голосов присутствующих участников</w:t>
